--- a/Documentos/Projeto_Descrição_BD.docx
+++ b/Documentos/Projeto_Descrição_BD.docx
@@ -356,651 +356,846 @@
     </w:p>
     <w:p>
       <w:pPr>
+        <w:ind w:left="284" w:hanging="284"/>
+        <w:rPr>
+          <w:b/>
+          <w:bCs/>
+        </w:rPr>
+      </w:pPr>
+      <w:r>
+        <w:rPr>
+          <w:b/>
+          <w:bCs/>
+        </w:rPr>
+        <w:t xml:space="preserve">1. Tabela Usuário – </w:t>
+      </w:r>
+      <w:r>
+        <w:t>Armazena os dados dos usuários que interagem com o sistema. A sua função é autenticar os usuários para ter acesso às funcionalidades do sistema.</w:t>
+      </w:r>
+    </w:p>
+    <w:p>
+      <w:pPr>
         <w:numPr>
           <w:ilvl w:val="0"/>
-          <w:numId w:val="3"/>
+          <w:numId w:val="10"/>
         </w:numPr>
-        <w:tabs>
-          <w:tab w:val="clear" w:pos="720"/>
-        </w:tabs>
-        <w:ind w:left="284" w:hanging="284"/>
-      </w:pPr>
-      <w:r>
         <w:rPr>
           <w:b/>
           <w:bCs/>
         </w:rPr>
-        <w:t>Tabela Usuário</w:t>
-      </w:r>
-      <w:r>
-        <w:t xml:space="preserve"> – Armazena os dados dos usuários que interagem com o sistema. A sua função é autenticar os usuários para ter acesso às funcionalidades de cada nível de permissão, incluindo criação, edição, associação e exclusão de Quadros, Raias ou Cartões.</w:t>
-      </w:r>
-    </w:p>
-    <w:p>
-      <w:pPr>
-        <w:ind w:left="568" w:hanging="284"/>
+      </w:pPr>
+      <w:r>
         <w:rPr>
           <w:b/>
           <w:bCs/>
         </w:rPr>
-      </w:pPr>
-      <w:r>
+        <w:t>1.1 Colunas:</w:t>
+      </w:r>
+    </w:p>
+    <w:p>
+      <w:pPr>
+        <w:ind w:left="1440"/>
+      </w:pPr>
+      <w:r>
+        <w:t>Id_usuario (INT/PK) – Identificador único do usuário.</w:t>
+      </w:r>
+    </w:p>
+    <w:p>
+      <w:pPr>
+        <w:ind w:left="1440"/>
+      </w:pPr>
+      <w:r>
+        <w:t>Nome (VARCHAR) – Nome do usuário.</w:t>
+      </w:r>
+    </w:p>
+    <w:p>
+      <w:pPr>
+        <w:ind w:left="1440"/>
+      </w:pPr>
+      <w:r>
+        <w:t>Email (VARCHAR) – Email de contato (Único).</w:t>
+      </w:r>
+    </w:p>
+    <w:p>
+      <w:pPr>
+        <w:ind w:left="1440"/>
+      </w:pPr>
+      <w:r>
+        <w:t>Senha (VARCHAR) – Senha do usuário armazenada em hash.</w:t>
+      </w:r>
+    </w:p>
+    <w:p>
+      <w:pPr>
+        <w:ind w:left="1440"/>
+      </w:pPr>
+      <w:r>
+        <w:t>Foto (BYTEA) – Foto do perfil.</w:t>
+      </w:r>
+    </w:p>
+    <w:p>
+      <w:pPr>
+        <w:ind w:left="1440"/>
+      </w:pPr>
+      <w:r>
+        <w:t>Data_criação (TIMESTAMP) – Data em que o usuário foi criado.</w:t>
+      </w:r>
+    </w:p>
+    <w:p>
+      <w:pPr>
+        <w:numPr>
+          <w:ilvl w:val="0"/>
+          <w:numId w:val="10"/>
+        </w:numPr>
         <w:rPr>
           <w:b/>
           <w:bCs/>
         </w:rPr>
-        <w:t>1.1 Colunas:</w:t>
-      </w:r>
-    </w:p>
-    <w:p>
-      <w:pPr>
-        <w:ind w:left="568"/>
-      </w:pPr>
-      <w:r>
-        <w:t>Id_usuario (INT/PK) – Identificador único do usuário.</w:t>
-      </w:r>
-      <w:r>
-        <w:br/>
-        <w:t>Nome (VARCHAR) – Nome do usuário.</w:t>
-      </w:r>
-      <w:r>
-        <w:br/>
-        <w:t>Email (VARCHAR) – Email de contato.</w:t>
-      </w:r>
-      <w:r>
-        <w:br/>
-        <w:t>Senha (VARCHAR) – Senha do usuário armazenada em hash.</w:t>
-      </w:r>
-      <w:r>
-        <w:br/>
-        <w:t>Foto (BYTEA) – Foto do perfil.</w:t>
-      </w:r>
-      <w:r>
-        <w:br/>
-        <w:t>Data_criação (TIMESTAMP) – Data em que o usuário foi criado.</w:t>
-      </w:r>
-    </w:p>
-    <w:p>
-      <w:pPr>
-        <w:ind w:left="568" w:hanging="284"/>
+      </w:pPr>
+      <w:r>
         <w:rPr>
           <w:b/>
           <w:bCs/>
         </w:rPr>
-      </w:pPr>
-      <w:r>
+        <w:t xml:space="preserve">1.2 Chave primária: </w:t>
+      </w:r>
+      <w:r>
+        <w:t>Id_usuario</w:t>
+      </w:r>
+    </w:p>
+    <w:p>
+      <w:pPr>
+        <w:numPr>
+          <w:ilvl w:val="0"/>
+          <w:numId w:val="10"/>
+        </w:numPr>
         <w:rPr>
           <w:b/>
           <w:bCs/>
         </w:rPr>
-        <w:t>1.2 Chave primária:</w:t>
-      </w:r>
-    </w:p>
-    <w:p>
-      <w:pPr>
-        <w:ind w:left="568"/>
-      </w:pPr>
-      <w:r>
-        <w:t>Id_usuario</w:t>
-      </w:r>
-    </w:p>
-    <w:p>
-      <w:pPr>
-        <w:ind w:left="568" w:hanging="284"/>
+      </w:pPr>
+      <w:r>
         <w:rPr>
           <w:b/>
           <w:bCs/>
         </w:rPr>
+        <w:t>1.3 Relacionamentos:</w:t>
+      </w:r>
+    </w:p>
+    <w:p>
+      <w:pPr>
+        <w:ind w:left="1440"/>
+      </w:pPr>
+      <w:r>
+        <w:t>1:N com Cartão.</w:t>
+      </w:r>
+    </w:p>
+    <w:p>
+      <w:pPr>
+        <w:ind w:left="1440"/>
+      </w:pPr>
+      <w:r>
+        <w:t>N:N com Quadro através da tabela Usuario_Quadro.</w:t>
+      </w:r>
+    </w:p>
+    <w:p>
+      <w:pPr>
+        <w:ind w:left="1440"/>
+      </w:pPr>
+      <w:r>
+        <w:t>N:N com Cartão através da tabela Usuario_Cartao.</w:t>
+      </w:r>
+    </w:p>
+    <w:p>
+      <w:pPr>
+        <w:ind w:left="284" w:hanging="284"/>
       </w:pPr>
       <w:r>
         <w:rPr>
           <w:b/>
           <w:bCs/>
         </w:rPr>
-        <w:t>1.3 Relacionamentos:</w:t>
-      </w:r>
-    </w:p>
-    <w:p>
-      <w:pPr>
-        <w:ind w:left="568"/>
-      </w:pPr>
-      <w:r>
-        <w:t>1:N e participação total com Quadro.</w:t>
-      </w:r>
-      <w:r>
-        <w:br/>
-        <w:t>1:N e participação total com Cartão.</w:t>
-      </w:r>
-      <w:r>
-        <w:br/>
-        <w:t>N:N e participação parcial com Quadro através da tabela Participa.</w:t>
-      </w:r>
-      <w:r>
-        <w:br/>
-        <w:t>N:N e participação parcial com Cartão através da tabela TemParticipa.</w:t>
-      </w:r>
-    </w:p>
-    <w:p>
-      <w:pPr>
-        <w:ind w:left="284" w:hanging="284"/>
-      </w:pPr>
+        <w:t xml:space="preserve">2. Tabela Quadro – </w:t>
+      </w:r>
+      <w:r>
+        <w:t>Contém o conjunto de colunas, raias e cartões que compõem o ambiente de gerenciamento do projeto.</w:t>
+      </w:r>
     </w:p>
     <w:p>
       <w:pPr>
         <w:numPr>
           <w:ilvl w:val="0"/>
-          <w:numId w:val="4"/>
+          <w:numId w:val="11"/>
         </w:numPr>
-        <w:tabs>
-          <w:tab w:val="clear" w:pos="720"/>
-        </w:tabs>
-        <w:ind w:left="284" w:hanging="284"/>
-      </w:pPr>
-      <w:r>
         <w:rPr>
           <w:b/>
           <w:bCs/>
         </w:rPr>
-        <w:t>Tabela Quadro</w:t>
-      </w:r>
-      <w:r>
-        <w:t xml:space="preserve"> – Contém o conjunto das raias e dos cartões. Cada quadro está vinculado a um único usuário responsável pela sua criação. Um visitante do sistema só poderá ter acesso a quadros criados por si e a quadros em que ele é participante.</w:t>
-      </w:r>
-    </w:p>
-    <w:p>
-      <w:pPr>
-        <w:ind w:left="568" w:hanging="284"/>
+      </w:pPr>
+      <w:r>
         <w:rPr>
           <w:b/>
           <w:bCs/>
         </w:rPr>
-      </w:pPr>
-      <w:r>
+        <w:t>2.1 Colunas:</w:t>
+      </w:r>
+    </w:p>
+    <w:p>
+      <w:pPr>
+        <w:ind w:left="1440"/>
+      </w:pPr>
+      <w:r>
+        <w:t>Id_quadro (INT/PK) – Identificador único do quadro.</w:t>
+      </w:r>
+    </w:p>
+    <w:p>
+      <w:pPr>
+        <w:ind w:left="1440"/>
+      </w:pPr>
+      <w:r>
+        <w:t>Nome (VARCHAR) – Nome do quadro.</w:t>
+      </w:r>
+    </w:p>
+    <w:p>
+      <w:pPr>
+        <w:ind w:left="1440"/>
+      </w:pPr>
+      <w:r>
+        <w:lastRenderedPageBreak/>
+        <w:t>Descrição (TEXT) – Descrição do quadro.</w:t>
+      </w:r>
+    </w:p>
+    <w:p>
+      <w:pPr>
+        <w:ind w:left="1440"/>
+      </w:pPr>
+      <w:r>
+        <w:t>Data_criação (TIMESTAMP) – Data em que o quadro foi criado.</w:t>
+      </w:r>
+    </w:p>
+    <w:p>
+      <w:pPr>
+        <w:numPr>
+          <w:ilvl w:val="0"/>
+          <w:numId w:val="11"/>
+        </w:numPr>
         <w:rPr>
           <w:b/>
           <w:bCs/>
         </w:rPr>
-        <w:t>2.1 Colunas:</w:t>
-      </w:r>
-    </w:p>
-    <w:p>
-      <w:pPr>
-        <w:ind w:left="568"/>
-      </w:pPr>
-      <w:r>
-        <w:lastRenderedPageBreak/>
-        <w:t>Id_quadro (INT/PK) – Identificador único do quadro.</w:t>
-      </w:r>
-      <w:r>
-        <w:br/>
-        <w:t>Id_usuario (INT/FK) – Identificador do usuário que criou o quadro.</w:t>
-      </w:r>
-      <w:r>
-        <w:br/>
-        <w:t>Nome (VARCHAR) – Nome do quadro.</w:t>
-      </w:r>
-      <w:r>
-        <w:br/>
-        <w:t>Descrição (VARCHAR) – Descrição do quadro.</w:t>
-      </w:r>
-      <w:r>
-        <w:br/>
-        <w:t>Data_criação (TIMESTAMP) – Data em que o quadro foi criado.</w:t>
-      </w:r>
-    </w:p>
-    <w:p>
-      <w:pPr>
-        <w:ind w:left="568" w:hanging="284"/>
+      </w:pPr>
+      <w:r>
         <w:rPr>
           <w:b/>
           <w:bCs/>
         </w:rPr>
-      </w:pPr>
-      <w:r>
+        <w:t xml:space="preserve">2.2 Chave primária: </w:t>
+      </w:r>
+      <w:r>
+        <w:t>Id_quadro</w:t>
+      </w:r>
+    </w:p>
+    <w:p>
+      <w:pPr>
+        <w:numPr>
+          <w:ilvl w:val="0"/>
+          <w:numId w:val="11"/>
+        </w:numPr>
         <w:rPr>
           <w:b/>
           <w:bCs/>
         </w:rPr>
-        <w:t>2.2 Chave primária:</w:t>
-      </w:r>
-    </w:p>
-    <w:p>
-      <w:pPr>
-        <w:ind w:left="568"/>
-      </w:pPr>
-      <w:r>
-        <w:t>Id_quadro</w:t>
-      </w:r>
-    </w:p>
-    <w:p>
-      <w:pPr>
-        <w:ind w:left="568" w:hanging="284"/>
+      </w:pPr>
+      <w:r>
         <w:rPr>
           <w:b/>
           <w:bCs/>
         </w:rPr>
-      </w:pPr>
-      <w:r>
+        <w:t>2.3 Relacionamentos:</w:t>
+      </w:r>
+    </w:p>
+    <w:p>
+      <w:pPr>
+        <w:ind w:left="1440"/>
+      </w:pPr>
+      <w:r>
+        <w:t>1:N com Coluna.</w:t>
+      </w:r>
+    </w:p>
+    <w:p>
+      <w:pPr>
+        <w:ind w:left="1440"/>
+      </w:pPr>
+      <w:r>
+        <w:t>1:N com Raia.</w:t>
+      </w:r>
+    </w:p>
+    <w:p>
+      <w:pPr>
+        <w:ind w:left="1440"/>
+      </w:pPr>
+      <w:r>
+        <w:t>N:N com Usuário através da tabela Usuario_Quadro.</w:t>
+      </w:r>
+    </w:p>
+    <w:p>
+      <w:pPr>
+        <w:ind w:left="284" w:hanging="284"/>
         <w:rPr>
           <w:b/>
           <w:bCs/>
         </w:rPr>
-        <w:t>2.3 Relacionamentos:</w:t>
-      </w:r>
-    </w:p>
-    <w:p>
-      <w:pPr>
-        <w:ind w:left="568"/>
-      </w:pPr>
-      <w:r>
-        <w:t>N:1 e participação total com Usuário.</w:t>
-      </w:r>
-      <w:r>
-        <w:br/>
-        <w:t>1:N e participação total com Raia.</w:t>
-      </w:r>
-      <w:r>
-        <w:br/>
-        <w:t>N:N e participação parcial com Usuário através da tabela Participa.</w:t>
-      </w:r>
-    </w:p>
-    <w:p>
-      <w:pPr>
-        <w:ind w:left="284" w:hanging="284"/>
-      </w:pPr>
+      </w:pPr>
+      <w:r>
+        <w:rPr>
+          <w:b/>
+          <w:bCs/>
+        </w:rPr>
+        <w:t xml:space="preserve">3. Tabela Coluna – </w:t>
+      </w:r>
+      <w:r>
+        <w:t>Representa as divisões verticais (estágios de fluxo de trabalho, ex: A Fazer, Executando, Concluído) dentro de um quadro.</w:t>
+      </w:r>
     </w:p>
     <w:p>
       <w:pPr>
         <w:numPr>
           <w:ilvl w:val="0"/>
-          <w:numId w:val="5"/>
+          <w:numId w:val="12"/>
         </w:numPr>
-        <w:tabs>
-          <w:tab w:val="clear" w:pos="720"/>
-        </w:tabs>
-        <w:ind w:left="284" w:hanging="284"/>
-      </w:pPr>
-      <w:r>
         <w:rPr>
           <w:b/>
           <w:bCs/>
         </w:rPr>
-        <w:t>Tabela Raia</w:t>
-      </w:r>
-      <w:r>
-        <w:t xml:space="preserve"> – Representa as colunas de organização de um quadro, permitindo a separação dos cartões de acordo com o fluxo de trabalho definido pelo usuário.</w:t>
-      </w:r>
-    </w:p>
-    <w:p>
-      <w:pPr>
-        <w:ind w:left="568" w:hanging="284"/>
+      </w:pPr>
+      <w:r>
         <w:rPr>
           <w:b/>
           <w:bCs/>
         </w:rPr>
-      </w:pPr>
-      <w:r>
+        <w:t>3.1 Colunas:</w:t>
+      </w:r>
+    </w:p>
+    <w:p>
+      <w:pPr>
+        <w:ind w:left="1440"/>
+      </w:pPr>
+      <w:r>
+        <w:t>Id_coluna (INT/PK) – Identificador único da coluna.</w:t>
+      </w:r>
+    </w:p>
+    <w:p>
+      <w:pPr>
+        <w:ind w:left="1440"/>
+      </w:pPr>
+      <w:r>
+        <w:t>Nome (VARCHAR) – Nome da coluna.</w:t>
+      </w:r>
+    </w:p>
+    <w:p>
+      <w:pPr>
+        <w:ind w:left="1440"/>
+      </w:pPr>
+      <w:r>
+        <w:t>Id_quadro (INT/FK) – Identificador do quadro ao qual a coluna pertence.</w:t>
+      </w:r>
+    </w:p>
+    <w:p>
+      <w:pPr>
+        <w:ind w:left="1440"/>
+      </w:pPr>
+      <w:r>
+        <w:t>Qtd_Max (INT) – Quantidade máxima de cartões permitidos na coluna (Padrão: 5).</w:t>
+      </w:r>
+    </w:p>
+    <w:p>
+      <w:pPr>
+        <w:numPr>
+          <w:ilvl w:val="0"/>
+          <w:numId w:val="12"/>
+        </w:numPr>
         <w:rPr>
           <w:b/>
           <w:bCs/>
         </w:rPr>
-        <w:t>3.1 Colunas:</w:t>
-      </w:r>
-    </w:p>
-    <w:p>
-      <w:pPr>
-        <w:ind w:left="568"/>
-      </w:pPr>
-      <w:r>
-        <w:t>Id_raia (INT/PK) – Identificador único da raia.</w:t>
-      </w:r>
-      <w:r>
-        <w:br/>
-        <w:t>Nome (VARCHAR) – Nome da raia.</w:t>
-      </w:r>
-      <w:r>
-        <w:br/>
-        <w:t>Id_quadro (INT/FK) – Identificador do quadro ao qual a raia pertence.</w:t>
-      </w:r>
-      <w:r>
-        <w:br/>
-        <w:t>Qtd_Max (INT) – Quantidade máxima de cartões permitidos na raia.</w:t>
-      </w:r>
-    </w:p>
-    <w:p>
-      <w:pPr>
-        <w:ind w:left="568" w:hanging="284"/>
+      </w:pPr>
+      <w:r>
         <w:rPr>
           <w:b/>
           <w:bCs/>
         </w:rPr>
-      </w:pPr>
-      <w:r>
+        <w:t xml:space="preserve">3.2 Chave primária: </w:t>
+      </w:r>
+      <w:r>
+        <w:t>Id_coluna</w:t>
+      </w:r>
+    </w:p>
+    <w:p>
+      <w:pPr>
+        <w:numPr>
+          <w:ilvl w:val="0"/>
+          <w:numId w:val="12"/>
+        </w:numPr>
         <w:rPr>
           <w:b/>
           <w:bCs/>
         </w:rPr>
-        <w:t>3.2 Chave primária:</w:t>
-      </w:r>
-    </w:p>
-    <w:p>
-      <w:pPr>
-        <w:ind w:left="568"/>
-      </w:pPr>
-      <w:r>
-        <w:t>Id_raia</w:t>
-      </w:r>
-    </w:p>
-    <w:p>
-      <w:pPr>
-        <w:ind w:left="568" w:hanging="284"/>
+      </w:pPr>
+      <w:r>
         <w:rPr>
           <w:b/>
           <w:bCs/>
         </w:rPr>
-      </w:pPr>
-      <w:r>
+        <w:t>3.3 Relacionamentos:</w:t>
+      </w:r>
+    </w:p>
+    <w:p>
+      <w:pPr>
+        <w:ind w:left="1440"/>
+      </w:pPr>
+      <w:r>
+        <w:t>N:1 com Quadro.</w:t>
+      </w:r>
+    </w:p>
+    <w:p>
+      <w:pPr>
+        <w:ind w:left="1440"/>
+      </w:pPr>
+      <w:r>
+        <w:t>1:N com Cartão.</w:t>
+      </w:r>
+    </w:p>
+    <w:p>
+      <w:pPr>
+        <w:ind w:left="284" w:hanging="284"/>
         <w:rPr>
           <w:b/>
           <w:bCs/>
         </w:rPr>
-        <w:t>3.3 Relacionamentos:</w:t>
-      </w:r>
-    </w:p>
-    <w:p>
-      <w:pPr>
-        <w:ind w:left="568"/>
-      </w:pPr>
-      <w:r>
-        <w:t>N:1 e participação total com Quadro.</w:t>
-      </w:r>
-      <w:r>
-        <w:br/>
-        <w:t>1:N e participação total com Cartão.</w:t>
-      </w:r>
-    </w:p>
-    <w:p>
-      <w:pPr>
-        <w:ind w:left="284" w:hanging="284"/>
-      </w:pPr>
+      </w:pPr>
+      <w:r>
+        <w:rPr>
+          <w:b/>
+          <w:bCs/>
+        </w:rPr>
+        <w:t xml:space="preserve">4. Tabela Raia – </w:t>
+      </w:r>
+      <w:r>
+        <w:t>Representa as divisões horizontais (raias/swimlanes) de organização de um quadro, permitindo uma separação adicional dos cartões (ex: por equipes ou subprojetos).</w:t>
+      </w:r>
     </w:p>
     <w:p>
       <w:pPr>
         <w:numPr>
           <w:ilvl w:val="0"/>
-          <w:numId w:val="6"/>
+          <w:numId w:val="13"/>
         </w:numPr>
-        <w:tabs>
-          <w:tab w:val="clear" w:pos="720"/>
-        </w:tabs>
-        <w:ind w:left="284" w:hanging="284"/>
-      </w:pPr>
-      <w:r>
         <w:rPr>
           <w:b/>
           <w:bCs/>
         </w:rPr>
-        <w:t>Tabela Cartão</w:t>
-      </w:r>
-      <w:r>
-        <w:t xml:space="preserve"> – Armazena as tarefas ou atividades cadastradas pelos usuários dentro das raias de um quadro.</w:t>
-      </w:r>
-    </w:p>
-    <w:p>
-      <w:pPr>
-        <w:ind w:left="568" w:hanging="284"/>
+      </w:pPr>
+      <w:r>
         <w:rPr>
           <w:b/>
           <w:bCs/>
         </w:rPr>
-      </w:pPr>
-      <w:r>
+        <w:t>4.1 Colunas:</w:t>
+      </w:r>
+    </w:p>
+    <w:p>
+      <w:pPr>
+        <w:ind w:left="1440"/>
+      </w:pPr>
+      <w:r>
+        <w:t>Id_raia (INT/PK) – Identificador único da raia.</w:t>
+      </w:r>
+    </w:p>
+    <w:p>
+      <w:pPr>
+        <w:ind w:left="1440"/>
+      </w:pPr>
+      <w:r>
+        <w:t>Nome (VARCHAR) – Nome da raia.</w:t>
+      </w:r>
+    </w:p>
+    <w:p>
+      <w:pPr>
+        <w:ind w:left="1440"/>
+      </w:pPr>
+      <w:r>
+        <w:t>Id_quadro (INT/FK) – Identificador do quadro ao qual a raia pertence.</w:t>
+      </w:r>
+    </w:p>
+    <w:p>
+      <w:pPr>
+        <w:ind w:left="1440"/>
+      </w:pPr>
+      <w:r>
+        <w:t>Qtd_Max (INT) – Quantidade máxima de cartões permitidos na raia.</w:t>
+      </w:r>
+    </w:p>
+    <w:p>
+      <w:pPr>
+        <w:ind w:left="1440"/>
+      </w:pPr>
+      <w:r>
+        <w:lastRenderedPageBreak/>
+        <w:t>Ordem (INT) – Define a posição de exibição vertical da raia.</w:t>
+      </w:r>
+    </w:p>
+    <w:p>
+      <w:pPr>
+        <w:numPr>
+          <w:ilvl w:val="0"/>
+          <w:numId w:val="13"/>
+        </w:numPr>
         <w:rPr>
           <w:b/>
           <w:bCs/>
         </w:rPr>
-        <w:t>4.1 Colunas:</w:t>
-      </w:r>
-    </w:p>
-    <w:p>
-      <w:pPr>
-        <w:ind w:left="568"/>
-      </w:pPr>
-      <w:r>
-        <w:t>Id_cartão (INT/PK) – Identificador único do cartão.</w:t>
-      </w:r>
-      <w:r>
-        <w:br/>
-        <w:t>Id_usuario (INT/FK) – Identificador do usuário que criou o cartão.</w:t>
-      </w:r>
-      <w:r>
-        <w:br/>
-      </w:r>
-      <w:r>
-        <w:lastRenderedPageBreak/>
-        <w:t>Nome (VARCHAR) – Nome do cartão.</w:t>
-      </w:r>
-      <w:r>
-        <w:br/>
-        <w:t>Descrição (VARCHAR) – Descrição da atividade.</w:t>
-      </w:r>
-      <w:r>
-        <w:br/>
-        <w:t>Data_inicial (DATE) – Data de início da atividade.</w:t>
-      </w:r>
-      <w:r>
-        <w:br/>
-        <w:t>Data_final (DATE) – Data prevista para conclusão da atividade.</w:t>
-      </w:r>
-      <w:r>
-        <w:br/>
-        <w:t>Data_criação (TIMESTAMP) – Data em que o cartão foi criado.</w:t>
-      </w:r>
-      <w:r>
-        <w:br/>
-        <w:t>Ordem (INT) – Define a posição do cartão dentro da raia.</w:t>
-      </w:r>
-      <w:r>
-        <w:br/>
-        <w:t>Id_raia (INT/FK) – Identificador da raia à qual o cartão pertence.</w:t>
-      </w:r>
-      <w:r>
-        <w:br/>
-        <w:t>Id_cor (INT/FK) – Identificador da cor associada ao cartão.</w:t>
-      </w:r>
-    </w:p>
-    <w:p>
-      <w:pPr>
-        <w:ind w:left="568" w:hanging="284"/>
+      </w:pPr>
+      <w:r>
         <w:rPr>
           <w:b/>
           <w:bCs/>
         </w:rPr>
-      </w:pPr>
-      <w:r>
+        <w:t xml:space="preserve">4.2 Chave primária: </w:t>
+      </w:r>
+      <w:r>
+        <w:t>Id_raia</w:t>
+      </w:r>
+    </w:p>
+    <w:p>
+      <w:pPr>
+        <w:numPr>
+          <w:ilvl w:val="0"/>
+          <w:numId w:val="13"/>
+        </w:numPr>
         <w:rPr>
           <w:b/>
           <w:bCs/>
         </w:rPr>
-        <w:t>4.2 Chave primária:</w:t>
-      </w:r>
-    </w:p>
-    <w:p>
-      <w:pPr>
-        <w:ind w:left="568"/>
-      </w:pPr>
-      <w:r>
-        <w:t>Id_cartão</w:t>
-      </w:r>
-    </w:p>
-    <w:p>
-      <w:pPr>
-        <w:ind w:left="568" w:hanging="284"/>
+      </w:pPr>
+      <w:r>
         <w:rPr>
           <w:b/>
           <w:bCs/>
         </w:rPr>
-      </w:pPr>
-      <w:r>
+        <w:t>4.3 Relacionamentos:</w:t>
+      </w:r>
+    </w:p>
+    <w:p>
+      <w:pPr>
+        <w:ind w:left="1440"/>
+      </w:pPr>
+      <w:r>
+        <w:t>N:1 com Quadro.</w:t>
+      </w:r>
+    </w:p>
+    <w:p>
+      <w:pPr>
+        <w:ind w:left="1440"/>
+      </w:pPr>
+      <w:r>
+        <w:t>1:N com Cartão.</w:t>
+      </w:r>
+    </w:p>
+    <w:p>
+      <w:pPr>
+        <w:ind w:left="284" w:hanging="284"/>
         <w:rPr>
           <w:b/>
           <w:bCs/>
         </w:rPr>
-        <w:t>4.3 Relacionamentos:</w:t>
-      </w:r>
-    </w:p>
-    <w:p>
-      <w:pPr>
-        <w:ind w:left="568"/>
-      </w:pPr>
-      <w:r>
-        <w:t>N:1 e participação total com Raia.</w:t>
-      </w:r>
-      <w:r>
-        <w:br/>
-        <w:t>N:1 e participação parcial com Cor.</w:t>
-      </w:r>
-      <w:r>
-        <w:br/>
-        <w:t>N:N e participação parcial com Usuário através da tabela TemParticipa.</w:t>
-      </w:r>
-    </w:p>
-    <w:p>
-      <w:pPr>
-        <w:ind w:left="284" w:hanging="284"/>
-      </w:pPr>
+      </w:pPr>
+      <w:r>
+        <w:rPr>
+          <w:b/>
+          <w:bCs/>
+        </w:rPr>
+        <w:t xml:space="preserve">5. Tabela Cartão – </w:t>
+      </w:r>
+      <w:r>
+        <w:t>Armazena as tarefas ou atividades cadastradas pelos usuários dentro do quadro, posicionadas em uma coluna e raia específicas.</w:t>
+      </w:r>
     </w:p>
     <w:p>
       <w:pPr>
         <w:numPr>
           <w:ilvl w:val="0"/>
-          <w:numId w:val="7"/>
+          <w:numId w:val="14"/>
         </w:numPr>
-        <w:tabs>
-          <w:tab w:val="clear" w:pos="720"/>
-        </w:tabs>
-        <w:ind w:left="284" w:hanging="284"/>
-      </w:pPr>
-      <w:r>
         <w:rPr>
           <w:b/>
           <w:bCs/>
         </w:rPr>
-        <w:t>Tabela Cor</w:t>
-      </w:r>
-      <w:r>
-        <w:t xml:space="preserve"> – Responsável por armazenar as cores que podem ser associadas aos cartões para facilitar sua identificação visual.</w:t>
-      </w:r>
-    </w:p>
-    <w:p>
-      <w:pPr>
-        <w:ind w:left="568" w:hanging="284"/>
+      </w:pPr>
+      <w:r>
         <w:rPr>
           <w:b/>
           <w:bCs/>
         </w:rPr>
-      </w:pPr>
-      <w:r>
+        <w:t>5.1 Colunas:</w:t>
+      </w:r>
+    </w:p>
+    <w:p>
+      <w:pPr>
+        <w:ind w:left="1440"/>
+      </w:pPr>
+      <w:r>
+        <w:t>Id_cartão (INT/PK) – Identificador único do cartão.</w:t>
+      </w:r>
+    </w:p>
+    <w:p>
+      <w:pPr>
+        <w:ind w:left="1440"/>
+      </w:pPr>
+      <w:r>
+        <w:t>Nome (VARCHAR) – Nome do cartão.</w:t>
+      </w:r>
+    </w:p>
+    <w:p>
+      <w:pPr>
+        <w:ind w:left="1440"/>
+      </w:pPr>
+      <w:r>
+        <w:t>Descrição (TEXT) – Descrição detalhada da atividade.</w:t>
+      </w:r>
+    </w:p>
+    <w:p>
+      <w:pPr>
+        <w:ind w:left="1440"/>
+      </w:pPr>
+      <w:r>
+        <w:t>Prioridade (VARCHAR) – Nível de prioridade do cartão (Padrão: 'Media').</w:t>
+      </w:r>
+    </w:p>
+    <w:p>
+      <w:pPr>
+        <w:ind w:left="1440"/>
+      </w:pPr>
+      <w:r>
+        <w:t>Data_inicio (DATE) – Data de início da atividade.</w:t>
+      </w:r>
+    </w:p>
+    <w:p>
+      <w:pPr>
+        <w:ind w:left="1440"/>
+      </w:pPr>
+      <w:r>
+        <w:t>Data_final (DATE) – Data prevista para conclusão da atividade.</w:t>
+      </w:r>
+    </w:p>
+    <w:p>
+      <w:pPr>
+        <w:ind w:left="1440"/>
+      </w:pPr>
+      <w:r>
+        <w:t>Data_criação (TIMESTAMP) – Data em que o cartão foi criado.</w:t>
+      </w:r>
+    </w:p>
+    <w:p>
+      <w:pPr>
+        <w:ind w:left="1440"/>
+      </w:pPr>
+      <w:r>
+        <w:t>Data_entrada_fazendo (TIMESTAMP) – Registro de quando o cartão entrou em execução.</w:t>
+      </w:r>
+    </w:p>
+    <w:p>
+      <w:pPr>
+        <w:ind w:left="1440"/>
+      </w:pPr>
+      <w:r>
+        <w:t>Data_entrada_feito (TIMESTAMP) – Registro de quando o cartão foi concluído.</w:t>
+      </w:r>
+    </w:p>
+    <w:p>
+      <w:pPr>
+        <w:ind w:left="1440"/>
+      </w:pPr>
+      <w:r>
+        <w:t>Ordem (INT) – Define a posição do cartão dentro do seu quadrante.</w:t>
+      </w:r>
+    </w:p>
+    <w:p>
+      <w:pPr>
+        <w:ind w:left="1440"/>
+      </w:pPr>
+      <w:r>
+        <w:t>Id_raia (INT/FK) – Identificador da raia à qual o cartão pertence.</w:t>
+      </w:r>
+    </w:p>
+    <w:p>
+      <w:pPr>
+        <w:ind w:left="1440"/>
+      </w:pPr>
+      <w:r>
+        <w:t>Id_coluna (INT/FK) – Identificador da coluna à qual o cartão pertence.</w:t>
+      </w:r>
+    </w:p>
+    <w:p>
+      <w:pPr>
+        <w:ind w:left="1440"/>
+      </w:pPr>
+      <w:r>
+        <w:t>Id_cor (INT/FK) – Identificador da cor associada ao cartão.</w:t>
+      </w:r>
+    </w:p>
+    <w:p>
+      <w:pPr>
+        <w:ind w:left="1440"/>
+      </w:pPr>
+      <w:r>
+        <w:t>Id_usuario (INT/FK) – Identificador do usuário que criou o cartão.</w:t>
+      </w:r>
+    </w:p>
+    <w:p>
+      <w:pPr>
+        <w:numPr>
+          <w:ilvl w:val="0"/>
+          <w:numId w:val="14"/>
+        </w:numPr>
         <w:rPr>
           <w:b/>
           <w:bCs/>
         </w:rPr>
-        <w:t>5.1 Colunas:</w:t>
-      </w:r>
-    </w:p>
-    <w:p>
-      <w:pPr>
-        <w:ind w:left="568"/>
-      </w:pPr>
-      <w:r>
-        <w:t>Id_cor (INT/PK) – Identificador único da cor.</w:t>
-      </w:r>
-      <w:r>
-        <w:br/>
-        <w:t>Nome (VARCHAR) – Nome da cor.</w:t>
-      </w:r>
-      <w:r>
-        <w:br/>
-        <w:t>Descrição (VARCHAR) – Descrição ou código da cor.</w:t>
-      </w:r>
-    </w:p>
-    <w:p>
-      <w:pPr>
-        <w:ind w:left="568" w:hanging="284"/>
-      </w:pPr>
-      <w:r>
-        <w:t>5.2 Chave primária:</w:t>
-      </w:r>
-    </w:p>
-    <w:p>
-      <w:pPr>
-        <w:ind w:left="568"/>
-      </w:pPr>
-      <w:r>
-        <w:t>Id_cor</w:t>
-      </w:r>
-    </w:p>
-    <w:p>
-      <w:pPr>
-        <w:ind w:left="568" w:hanging="284"/>
+      </w:pPr>
+      <w:r>
         <w:rPr>
           <w:b/>
           <w:bCs/>
         </w:rPr>
-      </w:pPr>
-      <w:r>
+        <w:t xml:space="preserve">5.2 Chave primária: </w:t>
+      </w:r>
+      <w:r>
+        <w:t>Id_cartão</w:t>
+      </w:r>
+    </w:p>
+    <w:p>
+      <w:pPr>
+        <w:numPr>
+          <w:ilvl w:val="0"/>
+          <w:numId w:val="14"/>
+        </w:numPr>
         <w:rPr>
           <w:b/>
           <w:bCs/>
         </w:rPr>
+      </w:pPr>
+      <w:r>
+        <w:rPr>
+          <w:b/>
+          <w:bCs/>
+        </w:rPr>
         <w:t>5.3 Relacionamentos:</w:t>
       </w:r>
     </w:p>
     <w:p>
       <w:pPr>
-        <w:ind w:left="568"/>
-      </w:pPr>
-      <w:r>
-        <w:t>1:N e participação parcial com Cartão.</w:t>
-      </w:r>
-    </w:p>
-    <w:p>
-      <w:pPr>
-        <w:ind w:left="284" w:hanging="284"/>
-      </w:pPr>
+        <w:ind w:left="1440"/>
+      </w:pPr>
+      <w:r>
+        <w:lastRenderedPageBreak/>
+        <w:t>N:1 com Raia.</w:t>
+      </w:r>
+    </w:p>
+    <w:p>
+      <w:pPr>
+        <w:ind w:left="1440"/>
+      </w:pPr>
+      <w:r>
+        <w:t>N:1 com Coluna.</w:t>
+      </w:r>
+    </w:p>
+    <w:p>
+      <w:pPr>
+        <w:ind w:left="1440"/>
+      </w:pPr>
+      <w:r>
+        <w:t>N:1 com Cor.</w:t>
+      </w:r>
+    </w:p>
+    <w:p>
+      <w:pPr>
+        <w:ind w:left="1440"/>
+      </w:pPr>
+      <w:r>
+        <w:t>N:1 com Usuário.</w:t>
+      </w:r>
+    </w:p>
+    <w:p>
+      <w:pPr>
+        <w:ind w:left="1440"/>
+      </w:pPr>
+      <w:r>
+        <w:t>N:N com Usuário através da tabela Usuario_Cartao.</w:t>
+      </w:r>
+    </w:p>
+    <w:p>
+      <w:pPr>
+        <w:ind w:left="284" w:hanging="284"/>
+      </w:pPr>
+      <w:r>
+        <w:rPr>
+          <w:b/>
+          <w:bCs/>
+        </w:rPr>
+        <w:t xml:space="preserve">6. Tabela Cor – </w:t>
+      </w:r>
+      <w:r>
+        <w:t>Armazena as cores que podem ser vinculadas aos cartões para categorização e identificação visual rápida.</w:t>
+      </w:r>
     </w:p>
     <w:p>
       <w:pPr>
         <w:numPr>
           <w:ilvl w:val="0"/>
-          <w:numId w:val="8"/>
+          <w:numId w:val="15"/>
         </w:numPr>
-        <w:tabs>
-          <w:tab w:val="clear" w:pos="720"/>
-        </w:tabs>
-        <w:ind w:left="284" w:hanging="284"/>
-      </w:pPr>
-      <w:r>
         <w:rPr>
           <w:b/>
           <w:bCs/>
         </w:rPr>
-        <w:t xml:space="preserve">Tabela </w:t>
-      </w:r>
+      </w:pPr>
       <w:r>
         <w:rPr>
           <w:b/>
           <w:bCs/>
         </w:rPr>
-        <w:t>Usuario_Quadro</w:t>
-      </w:r>
-      <w:r>
-        <w:t xml:space="preserve"> – Tabela associativa responsável por registrar quais usuários participam de determinados quadros.</w:t>
-      </w:r>
-    </w:p>
-    <w:p>
-      <w:pPr>
-        <w:ind w:left="568" w:hanging="284"/>
+        <w:t>6.1 Colunas:</w:t>
+      </w:r>
+    </w:p>
+    <w:p>
+      <w:pPr>
+        <w:ind w:left="1440"/>
+      </w:pPr>
+      <w:r>
+        <w:t>Id_cor (INT/PK) – Identificador único da cor.</w:t>
+      </w:r>
+    </w:p>
+    <w:p>
+      <w:pPr>
+        <w:ind w:left="1440"/>
+      </w:pPr>
+      <w:r>
+        <w:t>Nome (VARCHAR) – Nome descritivo da cor.</w:t>
+      </w:r>
+    </w:p>
+    <w:p>
+      <w:pPr>
+        <w:ind w:left="1440"/>
+      </w:pPr>
+      <w:r>
+        <w:t>Descrição (VARCHAR) – Código hexadecimal ou descrição detalhada da cor.</w:t>
+      </w:r>
+    </w:p>
+    <w:p>
+      <w:pPr>
+        <w:numPr>
+          <w:ilvl w:val="0"/>
+          <w:numId w:val="15"/>
+        </w:numPr>
         <w:rPr>
           <w:b/>
           <w:bCs/>
@@ -1011,35 +1206,18 @@
           <w:b/>
           <w:bCs/>
         </w:rPr>
-        <w:t>6.1 Colunas:</w:t>
-      </w:r>
-    </w:p>
-    <w:p>
-      <w:pPr>
-        <w:ind w:left="568"/>
-      </w:pPr>
-      <w:r>
-        <w:t>Id_usuario (INT/PK/FK) – Identificador do usuário participante.</w:t>
-      </w:r>
-      <w:r>
-        <w:br/>
-        <w:t>Id_quadro (INT/PK/FK) – Identificador do quadro.</w:t>
-      </w:r>
-      <w:r>
-        <w:br/>
-      </w:r>
-      <w:r>
-        <w:lastRenderedPageBreak/>
-        <w:t>Data_associação (TIMESTAMP) – Data em que o usuário foi associado ao quadro.</w:t>
-      </w:r>
-      <w:r>
-        <w:br/>
-        <w:t>Tipo_acesso (VARCHAR) – Define o nível de acesso do participante ao quadro.</w:t>
-      </w:r>
-    </w:p>
-    <w:p>
-      <w:pPr>
-        <w:ind w:left="568" w:hanging="284"/>
+        <w:t xml:space="preserve">6.2 Chave primária: </w:t>
+      </w:r>
+      <w:r>
+        <w:t>Id_cor</w:t>
+      </w:r>
+    </w:p>
+    <w:p>
+      <w:pPr>
+        <w:numPr>
+          <w:ilvl w:val="0"/>
+          <w:numId w:val="15"/>
+        </w:numPr>
         <w:rPr>
           <w:b/>
           <w:bCs/>
@@ -1050,20 +1228,20 @@
           <w:b/>
           <w:bCs/>
         </w:rPr>
-        <w:t>6.2 Chave primária:</w:t>
-      </w:r>
-    </w:p>
-    <w:p>
-      <w:pPr>
-        <w:ind w:left="568"/>
-      </w:pPr>
-      <w:r>
-        <w:t>(Id_usuario, Id_quadro)</w:t>
-      </w:r>
-    </w:p>
-    <w:p>
-      <w:pPr>
-        <w:ind w:left="568" w:hanging="284"/>
+        <w:t>6.3 Relacionamentos:</w:t>
+      </w:r>
+    </w:p>
+    <w:p>
+      <w:pPr>
+        <w:ind w:left="1440"/>
+      </w:pPr>
+      <w:r>
+        <w:t>1:N com Cartão.</w:t>
+      </w:r>
+    </w:p>
+    <w:p>
+      <w:pPr>
+        <w:ind w:left="284" w:hanging="284"/>
         <w:rPr>
           <w:b/>
           <w:bCs/>
@@ -1074,161 +1252,262 @@
           <w:b/>
           <w:bCs/>
         </w:rPr>
-        <w:t>6.3 Relacionamentos:</w:t>
-      </w:r>
-    </w:p>
-    <w:p>
-      <w:pPr>
-        <w:ind w:left="568"/>
-      </w:pPr>
-      <w:r>
-        <w:t>N:1 e participação total com Usuário.</w:t>
-      </w:r>
-      <w:r>
-        <w:br/>
-        <w:t>N:1 e participação total com Quadro.</w:t>
-      </w:r>
-    </w:p>
-    <w:p>
-      <w:pPr>
-        <w:ind w:left="284" w:hanging="284"/>
-      </w:pPr>
+        <w:t xml:space="preserve">7. Tabela Usuario_Quadro – </w:t>
+      </w:r>
+      <w:r>
+        <w:t>Tabela associativa (N:N) responsável por registrar quais usuários têm acesso a quais quadros e suas respectivas permissões.</w:t>
+      </w:r>
     </w:p>
     <w:p>
       <w:pPr>
         <w:numPr>
           <w:ilvl w:val="0"/>
-          <w:numId w:val="9"/>
+          <w:numId w:val="16"/>
         </w:numPr>
-        <w:tabs>
-          <w:tab w:val="clear" w:pos="720"/>
-        </w:tabs>
-        <w:ind w:left="284" w:hanging="284"/>
-      </w:pPr>
-      <w:r>
         <w:rPr>
           <w:b/>
           <w:bCs/>
         </w:rPr>
-        <w:t xml:space="preserve">Tabela </w:t>
-      </w:r>
+      </w:pPr>
       <w:r>
         <w:rPr>
           <w:b/>
           <w:bCs/>
         </w:rPr>
-        <w:t>Usuario_Cartao</w:t>
-      </w:r>
-      <w:r>
-        <w:t xml:space="preserve"> – Tabela associativa responsável por registrar quais usuários estão vinculados a cartões específicos, permitindo a atribuição de responsáveis pelas tarefas.</w:t>
-      </w:r>
-    </w:p>
-    <w:p>
-      <w:pPr>
-        <w:ind w:left="568" w:hanging="284"/>
+        <w:t>7.1 Colunas:</w:t>
+      </w:r>
+    </w:p>
+    <w:p>
+      <w:pPr>
+        <w:ind w:left="1440"/>
+      </w:pPr>
+      <w:r>
+        <w:t>Id_usuario (INT/PK/FK) – Identificador do usuário vinculado.</w:t>
+      </w:r>
+    </w:p>
+    <w:p>
+      <w:pPr>
+        <w:ind w:left="1440"/>
+      </w:pPr>
+      <w:r>
+        <w:t>Id_quadro (INT/PK/FK) – Identificador do quadro vinculado.</w:t>
+      </w:r>
+    </w:p>
+    <w:p>
+      <w:pPr>
+        <w:ind w:left="1440"/>
+      </w:pPr>
+      <w:r>
+        <w:t>Data_associação (DATE) – Data em que o vínculo foi criado.</w:t>
+      </w:r>
+    </w:p>
+    <w:p>
+      <w:pPr>
+        <w:ind w:left="1440"/>
+      </w:pPr>
+      <w:r>
+        <w:t>Tipo_acesso (VARCHAR) – Nível de permissão restrito a: 'DONO', 'EDITOR' ou 'LEITOR'.</w:t>
+      </w:r>
+    </w:p>
+    <w:p>
+      <w:pPr>
+        <w:numPr>
+          <w:ilvl w:val="0"/>
+          <w:numId w:val="16"/>
+        </w:numPr>
+      </w:pPr>
+      <w:r>
         <w:rPr>
           <w:b/>
           <w:bCs/>
         </w:rPr>
-      </w:pPr>
-      <w:r>
+        <w:t xml:space="preserve">7.2 Chave primária: </w:t>
+      </w:r>
+      <w:r>
+        <w:t>(Id_usuario, Id_quadro)</w:t>
+      </w:r>
+    </w:p>
+    <w:p>
+      <w:pPr>
+        <w:numPr>
+          <w:ilvl w:val="0"/>
+          <w:numId w:val="16"/>
+        </w:numPr>
         <w:rPr>
           <w:b/>
           <w:bCs/>
         </w:rPr>
-        <w:t>7.1 Colunas:</w:t>
-      </w:r>
-    </w:p>
-    <w:p>
-      <w:pPr>
-        <w:ind w:left="568"/>
-      </w:pPr>
-      <w:r>
-        <w:t>Id_usuario (INT/PK/FK) – Identificador do usuário associado ao cartão.</w:t>
-      </w:r>
-      <w:r>
-        <w:br/>
-        <w:t>Id_cartão (INT/PK/FK) – Identificador do cartão.</w:t>
-      </w:r>
-      <w:r>
-        <w:br/>
-        <w:t>Data_associação (TIMESTAMP) – Data em que o usuário foi associado ao cartão.</w:t>
-      </w:r>
-      <w:r>
-        <w:br/>
-        <w:t>Tipo_acesso (VARCHAR) – Define o nível de acesso ou responsabilidade do usuário sobre o cartão.</w:t>
-      </w:r>
-    </w:p>
-    <w:p>
-      <w:pPr>
-        <w:ind w:left="568" w:hanging="284"/>
+      </w:pPr>
+      <w:r>
         <w:rPr>
           <w:b/>
           <w:bCs/>
         </w:rPr>
-      </w:pPr>
-      <w:r>
+        <w:t>7.3 Relacionamentos:</w:t>
+      </w:r>
+    </w:p>
+    <w:p>
+      <w:pPr>
+        <w:ind w:left="1440"/>
+      </w:pPr>
+      <w:r>
+        <w:t>N:1 com Usuário.</w:t>
+      </w:r>
+    </w:p>
+    <w:p>
+      <w:pPr>
+        <w:ind w:left="1440"/>
+      </w:pPr>
+      <w:r>
+        <w:t>N:1 com Quadro.</w:t>
+      </w:r>
+    </w:p>
+    <w:p>
+      <w:pPr>
+        <w:ind w:left="284" w:hanging="284"/>
         <w:rPr>
           <w:b/>
           <w:bCs/>
         </w:rPr>
-        <w:t>7.2 Chave primária:</w:t>
-      </w:r>
-    </w:p>
-    <w:p>
-      <w:pPr>
-        <w:ind w:left="568"/>
-      </w:pPr>
-      <w:r>
-        <w:t>(Id_usuario, Id_cartão)</w:t>
-      </w:r>
-    </w:p>
-    <w:p>
-      <w:pPr>
-        <w:ind w:left="568" w:hanging="284"/>
+      </w:pPr>
+      <w:r>
         <w:rPr>
           <w:b/>
           <w:bCs/>
         </w:rPr>
-      </w:pPr>
-      <w:r>
+        <w:lastRenderedPageBreak/>
+        <w:t>8. Tabela Usuario_Cartao –</w:t>
+      </w:r>
+      <w:r>
+        <w:t xml:space="preserve"> Tabela associativa (N:N) responsável por atribuir responsáveis ou participantes específicos a cartões individuais.</w:t>
+      </w:r>
+    </w:p>
+    <w:p>
+      <w:pPr>
+        <w:numPr>
+          <w:ilvl w:val="0"/>
+          <w:numId w:val="17"/>
+        </w:numPr>
         <w:rPr>
           <w:b/>
           <w:bCs/>
         </w:rPr>
-        <w:t>7.3 Relacionamentos:</w:t>
-      </w:r>
-    </w:p>
-    <w:p>
-      <w:pPr>
-        <w:ind w:left="568"/>
-      </w:pPr>
-      <w:r>
-        <w:t>N:1 e participação total com Usuário.</w:t>
-      </w:r>
-      <w:r>
-        <w:br/>
-        <w:t>N:1 e participação total com Cartão.</w:t>
-      </w:r>
-    </w:p>
-    <w:p>
-      <w:pPr>
-        <w:ind w:left="284" w:hanging="284"/>
-      </w:pPr>
-    </w:p>
-    <w:p>
-      <w:pPr>
-        <w:ind w:left="284" w:hanging="284"/>
+      </w:pPr>
+      <w:r>
         <w:rPr>
           <w:b/>
           <w:bCs/>
         </w:rPr>
-      </w:pPr>
-      <w:r>
+        <w:t>8.1 Colunas:</w:t>
+      </w:r>
+    </w:p>
+    <w:p>
+      <w:pPr>
+        <w:ind w:left="1440"/>
+      </w:pPr>
+      <w:r>
+        <w:t>Id_usuario (INT/PK/FK) – Identificador do usuário vinculado.</w:t>
+      </w:r>
+    </w:p>
+    <w:p>
+      <w:pPr>
+        <w:ind w:left="1440"/>
+      </w:pPr>
+      <w:r>
+        <w:t>Id_cartão (INT/PK/FK) – Identificador do cartão vinculado.</w:t>
+      </w:r>
+    </w:p>
+    <w:p>
+      <w:pPr>
+        <w:ind w:left="1440"/>
+      </w:pPr>
+      <w:r>
+        <w:t>Data_associação (DATE) – Data de atribuição do usuário ao cartão.</w:t>
+      </w:r>
+    </w:p>
+    <w:p>
+      <w:pPr>
+        <w:ind w:left="1440"/>
+      </w:pPr>
+      <w:r>
+        <w:t>Tipo_acesso (VARCHAR) – Função do usuário no cartão restrita a: 'DONO', 'EDITOR' ou 'LEITOR'.</w:t>
+      </w:r>
+    </w:p>
+    <w:p>
+      <w:pPr>
+        <w:numPr>
+          <w:ilvl w:val="0"/>
+          <w:numId w:val="17"/>
+        </w:numPr>
         <w:rPr>
           <w:b/>
           <w:bCs/>
         </w:rPr>
+      </w:pPr>
+      <w:r>
+        <w:rPr>
+          <w:b/>
+          <w:bCs/>
+        </w:rPr>
+        <w:t>8.2 Chave primária:</w:t>
+      </w:r>
+      <w:r>
+        <w:t xml:space="preserve"> (Id_usuario, Id_cartão)</w:t>
+      </w:r>
+    </w:p>
+    <w:p>
+      <w:pPr>
+        <w:numPr>
+          <w:ilvl w:val="0"/>
+          <w:numId w:val="17"/>
+        </w:numPr>
+        <w:rPr>
+          <w:b/>
+          <w:bCs/>
+        </w:rPr>
+      </w:pPr>
+      <w:r>
+        <w:rPr>
+          <w:b/>
+          <w:bCs/>
+        </w:rPr>
+        <w:t>8.3 Relacionamentos:</w:t>
+      </w:r>
+    </w:p>
+    <w:p>
+      <w:pPr>
+        <w:ind w:left="1440"/>
+      </w:pPr>
+      <w:r>
+        <w:t>N:1 com Usuário.</w:t>
+      </w:r>
+    </w:p>
+    <w:p>
+      <w:pPr>
+        <w:ind w:left="1440"/>
+      </w:pPr>
+      <w:r>
+        <w:t>N:1 com Cartão.</w:t>
+      </w:r>
+    </w:p>
+    <w:p>
+      <w:pPr>
+        <w:ind w:left="284" w:hanging="284"/>
+      </w:pPr>
+    </w:p>
+    <w:p>
+      <w:pPr>
+        <w:ind w:left="284" w:hanging="284"/>
+        <w:rPr>
+          <w:b/>
+          <w:bCs/>
+        </w:rPr>
+      </w:pPr>
+      <w:r>
+        <w:rPr>
+          <w:b/>
+          <w:bCs/>
+        </w:rPr>
         <w:t xml:space="preserve">Script SQl para criação das tabelas: </w:t>
       </w:r>
     </w:p>
@@ -1271,21 +1550,141 @@
         <w:rPr>
           <w:lang w:val="en-US"/>
         </w:rPr>
-        <w:t xml:space="preserve">    EMAIL </w:t>
-      </w:r>
-      <w:proofErr w:type="gramStart"/>
-      <w:r>
-        <w:rPr>
-          <w:lang w:val="en-US"/>
-        </w:rPr>
-        <w:t>VARCHAR(</w:t>
-      </w:r>
-      <w:proofErr w:type="gramEnd"/>
-      <w:r>
-        <w:rPr>
-          <w:lang w:val="en-US"/>
-        </w:rPr>
-        <w:t>150) NOT NULL UNIQUE,</w:t>
+        <w:t>    EMAIL VARCHAR(150) NOT NULL UNIQUE,</w:t>
+      </w:r>
+    </w:p>
+    <w:p>
+      <w:pPr>
+        <w:ind w:left="284" w:hanging="284"/>
+        <w:rPr>
+          <w:lang w:val="en-US"/>
+        </w:rPr>
+      </w:pPr>
+      <w:r>
+        <w:rPr>
+          <w:lang w:val="en-US"/>
+        </w:rPr>
+        <w:t>    SENHA VARCHAR(255) NOT NULL,</w:t>
+      </w:r>
+    </w:p>
+    <w:p>
+      <w:pPr>
+        <w:ind w:left="284" w:hanging="284"/>
+        <w:rPr>
+          <w:lang w:val="en-US"/>
+        </w:rPr>
+      </w:pPr>
+      <w:r>
+        <w:rPr>
+          <w:lang w:val="en-US"/>
+        </w:rPr>
+        <w:t>    NOME VARCHAR(50) NOT NULL,</w:t>
+      </w:r>
+    </w:p>
+    <w:p>
+      <w:pPr>
+        <w:ind w:left="284" w:hanging="284"/>
+        <w:rPr>
+          <w:lang w:val="en-US"/>
+        </w:rPr>
+      </w:pPr>
+      <w:r>
+        <w:rPr>
+          <w:lang w:val="en-US"/>
+        </w:rPr>
+        <w:t>    FOTO BYTEA,</w:t>
+      </w:r>
+    </w:p>
+    <w:p>
+      <w:pPr>
+        <w:ind w:left="284" w:hanging="284"/>
+        <w:rPr>
+          <w:lang w:val="en-US"/>
+        </w:rPr>
+      </w:pPr>
+      <w:r>
+        <w:rPr>
+          <w:lang w:val="en-US"/>
+        </w:rPr>
+        <w:t>    DATA_CRIACAO TIMESTAMP DEFAULT CURRENT_TIMESTAMP,</w:t>
+      </w:r>
+    </w:p>
+    <w:p>
+      <w:pPr>
+        <w:ind w:left="284" w:hanging="284"/>
+        <w:rPr>
+          <w:lang w:val="en-US"/>
+        </w:rPr>
+      </w:pPr>
+      <w:r>
+        <w:rPr>
+          <w:lang w:val="en-US"/>
+        </w:rPr>
+        <w:t>    PRIMARY KEY (ID_USUARIO)</w:t>
+      </w:r>
+    </w:p>
+    <w:p>
+      <w:pPr>
+        <w:ind w:left="284" w:hanging="284"/>
+        <w:rPr>
+          <w:lang w:val="en-US"/>
+        </w:rPr>
+      </w:pPr>
+      <w:r>
+        <w:rPr>
+          <w:lang w:val="en-US"/>
+        </w:rPr>
+        <w:t>);</w:t>
+      </w:r>
+    </w:p>
+    <w:p>
+      <w:pPr>
+        <w:ind w:left="284" w:hanging="284"/>
+        <w:rPr>
+          <w:lang w:val="en-US"/>
+        </w:rPr>
+      </w:pPr>
+    </w:p>
+    <w:p>
+      <w:pPr>
+        <w:ind w:left="284" w:hanging="284"/>
+        <w:rPr>
+          <w:lang w:val="en-US"/>
+        </w:rPr>
+      </w:pPr>
+      <w:r>
+        <w:rPr>
+          <w:lang w:val="en-US"/>
+        </w:rPr>
+        <w:t>CREATE TABLE QUADRO (</w:t>
+      </w:r>
+    </w:p>
+    <w:p>
+      <w:pPr>
+        <w:ind w:left="284" w:hanging="284"/>
+        <w:rPr>
+          <w:lang w:val="en-US"/>
+        </w:rPr>
+      </w:pPr>
+      <w:r>
+        <w:rPr>
+          <w:lang w:val="en-US"/>
+        </w:rPr>
+        <w:t>    ID_QUADRO INT GENERATED ALWAYS AS IDENTITY,</w:t>
+      </w:r>
+    </w:p>
+    <w:p>
+      <w:pPr>
+        <w:ind w:left="284" w:hanging="284"/>
+        <w:rPr>
+          <w:lang w:val="en-US"/>
+        </w:rPr>
+      </w:pPr>
+      <w:r>
+        <w:rPr>
+          <w:lang w:val="en-US"/>
+        </w:rPr>
+        <w:t>    NOME VARCHAR(50) NOT NULL,</w:t>
       </w:r>
     </w:p>
     <w:p>
@@ -1300,63 +1699,7 @@
           <w:lang w:val="en-US"/>
         </w:rPr>
         <w:lastRenderedPageBreak/>
-        <w:t xml:space="preserve">    SENHA </w:t>
-      </w:r>
-      <w:proofErr w:type="gramStart"/>
-      <w:r>
-        <w:rPr>
-          <w:lang w:val="en-US"/>
-        </w:rPr>
-        <w:t>VARCHAR(</w:t>
-      </w:r>
-      <w:proofErr w:type="gramEnd"/>
-      <w:r>
-        <w:rPr>
-          <w:lang w:val="en-US"/>
-        </w:rPr>
-        <w:t>255) NOT NULL,</w:t>
-      </w:r>
-    </w:p>
-    <w:p>
-      <w:pPr>
-        <w:ind w:left="284" w:hanging="284"/>
-        <w:rPr>
-          <w:lang w:val="en-US"/>
-        </w:rPr>
-      </w:pPr>
-      <w:r>
-        <w:rPr>
-          <w:lang w:val="en-US"/>
-        </w:rPr>
-        <w:t xml:space="preserve">    NOME </w:t>
-      </w:r>
-      <w:proofErr w:type="gramStart"/>
-      <w:r>
-        <w:rPr>
-          <w:lang w:val="en-US"/>
-        </w:rPr>
-        <w:t>VARCHAR(</w:t>
-      </w:r>
-      <w:proofErr w:type="gramEnd"/>
-      <w:r>
-        <w:rPr>
-          <w:lang w:val="en-US"/>
-        </w:rPr>
-        <w:t>50) NOT NULL,</w:t>
-      </w:r>
-    </w:p>
-    <w:p>
-      <w:pPr>
-        <w:ind w:left="284" w:hanging="284"/>
-        <w:rPr>
-          <w:lang w:val="en-US"/>
-        </w:rPr>
-      </w:pPr>
-      <w:r>
-        <w:rPr>
-          <w:lang w:val="en-US"/>
-        </w:rPr>
-        <w:t>    FOTO BYTEA,</w:t>
+        <w:t>    DESCRICAO TEXT,</w:t>
       </w:r>
     </w:p>
     <w:p>
@@ -1384,7 +1727,7 @@
         <w:rPr>
           <w:lang w:val="en-US"/>
         </w:rPr>
-        <w:t>    PRIMARY KEY (ID_USUARIO)</w:t>
+        <w:t>    PRIMARY KEY (ID_QUADRO)</w:t>
       </w:r>
     </w:p>
     <w:p>
@@ -1420,91 +1763,700 @@
         <w:rPr>
           <w:lang w:val="en-US"/>
         </w:rPr>
-        <w:t>CREATE TABLE QUADRO (</w:t>
-      </w:r>
-    </w:p>
-    <w:p>
-      <w:pPr>
-        <w:ind w:left="284" w:hanging="284"/>
-        <w:rPr>
-          <w:lang w:val="en-US"/>
-        </w:rPr>
-      </w:pPr>
-      <w:r>
-        <w:rPr>
-          <w:lang w:val="en-US"/>
-        </w:rPr>
-        <w:t>    ID_QUADRO INT GENERATED ALWAYS AS IDENTITY,</w:t>
-      </w:r>
-    </w:p>
-    <w:p>
-      <w:pPr>
-        <w:ind w:left="284" w:hanging="284"/>
-        <w:rPr>
-          <w:lang w:val="en-US"/>
-        </w:rPr>
-      </w:pPr>
-      <w:r>
-        <w:rPr>
-          <w:lang w:val="en-US"/>
-        </w:rPr>
-        <w:t xml:space="preserve">    NOME </w:t>
-      </w:r>
-      <w:proofErr w:type="gramStart"/>
-      <w:r>
-        <w:rPr>
-          <w:lang w:val="en-US"/>
-        </w:rPr>
-        <w:t>VARCHAR(</w:t>
-      </w:r>
-      <w:proofErr w:type="gramEnd"/>
-      <w:r>
-        <w:rPr>
-          <w:lang w:val="en-US"/>
-        </w:rPr>
-        <w:t>50) NOT NULL,</w:t>
-      </w:r>
-    </w:p>
-    <w:p>
-      <w:pPr>
-        <w:ind w:left="284" w:hanging="284"/>
-        <w:rPr>
-          <w:lang w:val="en-US"/>
-        </w:rPr>
-      </w:pPr>
-      <w:r>
-        <w:rPr>
-          <w:lang w:val="en-US"/>
-        </w:rPr>
+        <w:t>CREATE TABLE COLUNA (</w:t>
+      </w:r>
+    </w:p>
+    <w:p>
+      <w:pPr>
+        <w:ind w:left="284" w:hanging="284"/>
+        <w:rPr>
+          <w:lang w:val="en-US"/>
+        </w:rPr>
+      </w:pPr>
+      <w:r>
+        <w:rPr>
+          <w:lang w:val="en-US"/>
+        </w:rPr>
+        <w:t>    ID_COLUNA INT GENERATED ALWAYS AS IDENTITY,</w:t>
+      </w:r>
+    </w:p>
+    <w:p>
+      <w:pPr>
+        <w:ind w:left="284" w:hanging="284"/>
+        <w:rPr>
+          <w:lang w:val="en-US"/>
+        </w:rPr>
+      </w:pPr>
+      <w:r>
+        <w:rPr>
+          <w:lang w:val="en-US"/>
+        </w:rPr>
+        <w:t>    NOME VARCHAR(50) NOT NULL,</w:t>
+      </w:r>
+    </w:p>
+    <w:p>
+      <w:pPr>
+        <w:ind w:left="284" w:hanging="284"/>
+        <w:rPr>
+          <w:lang w:val="en-US"/>
+        </w:rPr>
+      </w:pPr>
+      <w:r>
+        <w:rPr>
+          <w:lang w:val="en-US"/>
+        </w:rPr>
+        <w:t>    ID_QUADRO INT NOT NULL,</w:t>
+      </w:r>
+    </w:p>
+    <w:p>
+      <w:pPr>
+        <w:ind w:left="284" w:hanging="284"/>
+        <w:rPr>
+          <w:lang w:val="en-US"/>
+        </w:rPr>
+      </w:pPr>
+      <w:r>
+        <w:rPr>
+          <w:lang w:val="en-US"/>
+        </w:rPr>
+        <w:t>    QTD_MAX INT NOT NULL DEFAULT 5,</w:t>
+      </w:r>
+    </w:p>
+    <w:p>
+      <w:pPr>
+        <w:ind w:left="284" w:hanging="284"/>
+        <w:rPr>
+          <w:lang w:val="en-US"/>
+        </w:rPr>
+      </w:pPr>
+      <w:r>
+        <w:rPr>
+          <w:lang w:val="en-US"/>
+        </w:rPr>
+        <w:t>    PRIMARY KEY (ID_COLUNA),</w:t>
+      </w:r>
+    </w:p>
+    <w:p>
+      <w:pPr>
+        <w:ind w:left="284" w:hanging="284"/>
+        <w:rPr>
+          <w:lang w:val="en-US"/>
+        </w:rPr>
+      </w:pPr>
+      <w:r>
+        <w:rPr>
+          <w:lang w:val="en-US"/>
+        </w:rPr>
+        <w:t>    FOREIGN KEY (ID_QUADRO) REFERENCES QUADRO(ID_QUADRO) ON DELETE CASCADE</w:t>
+      </w:r>
+    </w:p>
+    <w:p>
+      <w:pPr>
+        <w:ind w:left="284" w:hanging="284"/>
+        <w:rPr>
+          <w:lang w:val="en-US"/>
+        </w:rPr>
+      </w:pPr>
+      <w:r>
+        <w:rPr>
+          <w:lang w:val="en-US"/>
+        </w:rPr>
+        <w:t>);</w:t>
+      </w:r>
+    </w:p>
+    <w:p>
+      <w:pPr>
+        <w:ind w:left="284" w:hanging="284"/>
+        <w:rPr>
+          <w:lang w:val="en-US"/>
+        </w:rPr>
+      </w:pPr>
+    </w:p>
+    <w:p>
+      <w:pPr>
+        <w:ind w:left="284" w:hanging="284"/>
+        <w:rPr>
+          <w:lang w:val="en-US"/>
+        </w:rPr>
+      </w:pPr>
+      <w:r>
+        <w:rPr>
+          <w:lang w:val="en-US"/>
+        </w:rPr>
+        <w:t>CREATE TABLE COR (</w:t>
+      </w:r>
+    </w:p>
+    <w:p>
+      <w:pPr>
+        <w:ind w:left="284" w:hanging="284"/>
+        <w:rPr>
+          <w:lang w:val="en-US"/>
+        </w:rPr>
+      </w:pPr>
+      <w:r>
+        <w:rPr>
+          <w:lang w:val="en-US"/>
+        </w:rPr>
+        <w:t>    ID_COR INT GENERATED ALWAYS AS IDENTITY,</w:t>
+      </w:r>
+    </w:p>
+    <w:p>
+      <w:pPr>
+        <w:ind w:left="284" w:hanging="284"/>
+        <w:rPr>
+          <w:lang w:val="en-US"/>
+        </w:rPr>
+      </w:pPr>
+      <w:r>
+        <w:rPr>
+          <w:lang w:val="en-US"/>
+        </w:rPr>
+        <w:t>    NOME VARCHAR(20),</w:t>
+      </w:r>
+    </w:p>
+    <w:p>
+      <w:pPr>
+        <w:ind w:left="284" w:hanging="284"/>
+        <w:rPr>
+          <w:lang w:val="en-US"/>
+        </w:rPr>
+      </w:pPr>
+      <w:r>
+        <w:rPr>
+          <w:lang w:val="en-US"/>
+        </w:rPr>
+        <w:t>    DESCRICAO VARCHAR(50) NOT NULL,</w:t>
+      </w:r>
+    </w:p>
+    <w:p>
+      <w:pPr>
+        <w:ind w:left="284" w:hanging="284"/>
+        <w:rPr>
+          <w:lang w:val="en-US"/>
+        </w:rPr>
+      </w:pPr>
+      <w:r>
+        <w:rPr>
+          <w:lang w:val="en-US"/>
+        </w:rPr>
+        <w:t>    PRIMARY KEY (ID_COR)</w:t>
+      </w:r>
+    </w:p>
+    <w:p>
+      <w:pPr>
+        <w:ind w:left="284" w:hanging="284"/>
+        <w:rPr>
+          <w:lang w:val="en-US"/>
+        </w:rPr>
+      </w:pPr>
+      <w:r>
+        <w:rPr>
+          <w:lang w:val="en-US"/>
+        </w:rPr>
+        <w:t>);</w:t>
+      </w:r>
+    </w:p>
+    <w:p>
+      <w:pPr>
+        <w:ind w:left="284" w:hanging="284"/>
+        <w:rPr>
+          <w:lang w:val="en-US"/>
+        </w:rPr>
+      </w:pPr>
+    </w:p>
+    <w:p>
+      <w:pPr>
+        <w:ind w:left="284" w:hanging="284"/>
+        <w:rPr>
+          <w:lang w:val="en-US"/>
+        </w:rPr>
+      </w:pPr>
+      <w:r>
+        <w:rPr>
+          <w:lang w:val="en-US"/>
+        </w:rPr>
+        <w:t>CREATE TABLE RAIA (</w:t>
+      </w:r>
+    </w:p>
+    <w:p>
+      <w:pPr>
+        <w:ind w:left="284" w:hanging="284"/>
+        <w:rPr>
+          <w:lang w:val="en-US"/>
+        </w:rPr>
+      </w:pPr>
+      <w:r>
+        <w:rPr>
+          <w:lang w:val="en-US"/>
+        </w:rPr>
+        <w:t>    ID_RAIA INT GENERATED ALWAYS AS IDENTITY,</w:t>
+      </w:r>
+    </w:p>
+    <w:p>
+      <w:pPr>
+        <w:ind w:left="284" w:hanging="284"/>
+        <w:rPr>
+          <w:lang w:val="en-US"/>
+        </w:rPr>
+      </w:pPr>
+      <w:r>
+        <w:rPr>
+          <w:lang w:val="en-US"/>
+        </w:rPr>
+        <w:t>    QTD_MAX INT NOT NULL CHECK (QTD_MAX &gt; 0),</w:t>
+      </w:r>
+    </w:p>
+    <w:p>
+      <w:pPr>
+        <w:ind w:left="284" w:hanging="284"/>
+        <w:rPr>
+          <w:lang w:val="en-US"/>
+        </w:rPr>
+      </w:pPr>
+      <w:r>
+        <w:rPr>
+          <w:lang w:val="en-US"/>
+        </w:rPr>
+        <w:t>    NOME VARCHAR(50) NOT NULL,</w:t>
+      </w:r>
+    </w:p>
+    <w:p>
+      <w:pPr>
+        <w:ind w:left="284" w:hanging="284"/>
+        <w:rPr>
+          <w:lang w:val="en-US"/>
+        </w:rPr>
+      </w:pPr>
+      <w:r>
+        <w:rPr>
+          <w:lang w:val="en-US"/>
+        </w:rPr>
+        <w:t>    ID_QUADRO INT NOT NULL,</w:t>
+      </w:r>
+    </w:p>
+    <w:p>
+      <w:pPr>
+        <w:ind w:left="284" w:hanging="284"/>
+        <w:rPr>
+          <w:lang w:val="en-US"/>
+        </w:rPr>
+      </w:pPr>
+      <w:r>
+        <w:rPr>
+          <w:lang w:val="en-US"/>
+        </w:rPr>
+        <w:lastRenderedPageBreak/>
+        <w:t>    ORDEM INT NOT NULL DEFAULT 0,</w:t>
+      </w:r>
+    </w:p>
+    <w:p>
+      <w:pPr>
+        <w:ind w:left="284" w:hanging="284"/>
+        <w:rPr>
+          <w:lang w:val="en-US"/>
+        </w:rPr>
+      </w:pPr>
+      <w:r>
+        <w:rPr>
+          <w:lang w:val="en-US"/>
+        </w:rPr>
+        <w:t>    PRIMARY KEY (ID_RAIA),</w:t>
+      </w:r>
+    </w:p>
+    <w:p>
+      <w:pPr>
+        <w:ind w:left="284" w:hanging="284"/>
+        <w:rPr>
+          <w:lang w:val="en-US"/>
+        </w:rPr>
+      </w:pPr>
+      <w:r>
+        <w:rPr>
+          <w:lang w:val="en-US"/>
+        </w:rPr>
+        <w:t xml:space="preserve">    FOREIGN KEY (ID_QUADRO) </w:t>
+      </w:r>
+    </w:p>
+    <w:p>
+      <w:pPr>
+        <w:ind w:left="284" w:hanging="284"/>
+      </w:pPr>
+      <w:r>
+        <w:rPr>
+          <w:lang w:val="en-US"/>
+        </w:rPr>
+        <w:t xml:space="preserve">        </w:t>
+      </w:r>
+      <w:r>
+        <w:t>REFERENCES QUADRO(ID_QUADRO)</w:t>
+      </w:r>
+    </w:p>
+    <w:p>
+      <w:pPr>
+        <w:ind w:left="284" w:hanging="284"/>
+      </w:pPr>
+      <w:r>
+        <w:t>        ON DELETE CASCADE</w:t>
+      </w:r>
+    </w:p>
+    <w:p>
+      <w:pPr>
+        <w:ind w:left="284" w:hanging="284"/>
+        <w:rPr>
+          <w:lang w:val="en-US"/>
+        </w:rPr>
+      </w:pPr>
+      <w:r>
+        <w:rPr>
+          <w:lang w:val="en-US"/>
+        </w:rPr>
+        <w:t>);</w:t>
+      </w:r>
+    </w:p>
+    <w:p>
+      <w:pPr>
+        <w:ind w:left="284" w:hanging="284"/>
+        <w:rPr>
+          <w:lang w:val="en-US"/>
+        </w:rPr>
+      </w:pPr>
+    </w:p>
+    <w:p>
+      <w:pPr>
+        <w:ind w:left="284" w:hanging="284"/>
+        <w:rPr>
+          <w:lang w:val="en-US"/>
+        </w:rPr>
+      </w:pPr>
+      <w:r>
+        <w:rPr>
+          <w:lang w:val="en-US"/>
+        </w:rPr>
+        <w:t>CREATE TABLE CARTAO (</w:t>
+      </w:r>
+    </w:p>
+    <w:p>
+      <w:pPr>
+        <w:ind w:left="284" w:hanging="284"/>
+        <w:rPr>
+          <w:lang w:val="en-US"/>
+        </w:rPr>
+      </w:pPr>
+      <w:r>
+        <w:rPr>
+          <w:lang w:val="en-US"/>
+        </w:rPr>
+        <w:t>    ID_CARTAO INT GENERATED ALWAYS AS IDENTITY,</w:t>
+      </w:r>
+    </w:p>
+    <w:p>
+      <w:pPr>
+        <w:ind w:left="284" w:hanging="284"/>
+        <w:rPr>
+          <w:lang w:val="en-US"/>
+        </w:rPr>
+      </w:pPr>
+      <w:r>
+        <w:rPr>
+          <w:lang w:val="en-US"/>
+        </w:rPr>
+        <w:t>    DATA_INICIO DATE NOT NULL,</w:t>
+      </w:r>
+    </w:p>
+    <w:p>
+      <w:pPr>
+        <w:ind w:left="284" w:hanging="284"/>
+        <w:rPr>
+          <w:lang w:val="en-US"/>
+        </w:rPr>
+      </w:pPr>
+      <w:r>
+        <w:rPr>
+          <w:lang w:val="en-US"/>
+        </w:rPr>
+        <w:t>    DATA_FINAL DATE NOT NULL,</w:t>
+      </w:r>
+    </w:p>
+    <w:p>
+      <w:pPr>
+        <w:ind w:left="284" w:hanging="284"/>
+      </w:pPr>
+      <w:r>
+        <w:rPr>
+          <w:lang w:val="en-US"/>
+        </w:rPr>
+        <w:t xml:space="preserve">    </w:t>
+      </w:r>
+      <w:r>
+        <w:t>DATA_CRIACAO TIMESTAMP DEFAULT CURRENT_TIMESTAMP,</w:t>
+      </w:r>
+    </w:p>
+    <w:p>
+      <w:pPr>
+        <w:ind w:left="284" w:hanging="284"/>
+      </w:pPr>
+      <w:r>
+        <w:t>    DATA_ENTRADA_FAZENDO TIMESTAMP,</w:t>
+      </w:r>
+    </w:p>
+    <w:p>
+      <w:pPr>
+        <w:ind w:left="284" w:hanging="284"/>
+      </w:pPr>
+      <w:r>
+        <w:t>    DATA_ENTRADA_FEITO TIMESTAMP,</w:t>
+      </w:r>
+    </w:p>
+    <w:p>
+      <w:pPr>
+        <w:ind w:left="284" w:hanging="284"/>
+      </w:pPr>
+      <w:r>
+        <w:t>    NOME VARCHAR(50) NOT NULL,</w:t>
+      </w:r>
+    </w:p>
+    <w:p>
+      <w:pPr>
+        <w:ind w:left="284" w:hanging="284"/>
+      </w:pPr>
+      <w:r>
         <w:t>    DESCRICAO TEXT,</w:t>
       </w:r>
     </w:p>
     <w:p>
       <w:pPr>
         <w:ind w:left="284" w:hanging="284"/>
-        <w:rPr>
-          <w:lang w:val="en-US"/>
-        </w:rPr>
-      </w:pPr>
-      <w:r>
-        <w:rPr>
-          <w:lang w:val="en-US"/>
-        </w:rPr>
-        <w:t>    DATA_CRIACAO TIMESTAMP DEFAULT CURRENT_TIMESTAMP,</w:t>
-      </w:r>
-    </w:p>
-    <w:p>
-      <w:pPr>
-        <w:ind w:left="284" w:hanging="284"/>
-        <w:rPr>
-          <w:lang w:val="en-US"/>
-        </w:rPr>
-      </w:pPr>
-      <w:r>
-        <w:rPr>
-          <w:lang w:val="en-US"/>
-        </w:rPr>
-        <w:t xml:space="preserve">    ID_USUARIO INT NOT NULL </w:t>
+      </w:pPr>
+      <w:r>
+        <w:t>    PRIORIDADE VARCHAR(100) DEFAULT 'Media',</w:t>
+      </w:r>
+    </w:p>
+    <w:p>
+      <w:pPr>
+        <w:ind w:left="284" w:hanging="284"/>
+        <w:rPr>
+          <w:lang w:val="en-US"/>
+        </w:rPr>
+      </w:pPr>
+      <w:r>
+        <w:t xml:space="preserve">    </w:t>
+      </w:r>
+      <w:r>
+        <w:rPr>
+          <w:lang w:val="en-US"/>
+        </w:rPr>
+        <w:t>ORDEM INT NOT NULL DEFAULT 0,</w:t>
+      </w:r>
+    </w:p>
+    <w:p>
+      <w:pPr>
+        <w:ind w:left="284" w:hanging="284"/>
+        <w:rPr>
+          <w:lang w:val="en-US"/>
+        </w:rPr>
+      </w:pPr>
+      <w:r>
+        <w:rPr>
+          <w:lang w:val="en-US"/>
+        </w:rPr>
+        <w:t>    ID_RAIA INT,</w:t>
+      </w:r>
+    </w:p>
+    <w:p>
+      <w:pPr>
+        <w:ind w:left="284" w:hanging="284"/>
+        <w:rPr>
+          <w:lang w:val="en-US"/>
+        </w:rPr>
+      </w:pPr>
+      <w:r>
+        <w:rPr>
+          <w:lang w:val="en-US"/>
+        </w:rPr>
+        <w:t>    ID_COR INT,</w:t>
+      </w:r>
+    </w:p>
+    <w:p>
+      <w:pPr>
+        <w:ind w:left="284" w:hanging="284"/>
+        <w:rPr>
+          <w:lang w:val="en-US"/>
+        </w:rPr>
+      </w:pPr>
+      <w:r>
+        <w:rPr>
+          <w:lang w:val="en-US"/>
+        </w:rPr>
+        <w:t>    ID_COLUNA INT,</w:t>
+      </w:r>
+    </w:p>
+    <w:p>
+      <w:pPr>
+        <w:ind w:left="284" w:hanging="284"/>
+        <w:rPr>
+          <w:lang w:val="en-US"/>
+        </w:rPr>
+      </w:pPr>
+      <w:r>
+        <w:rPr>
+          <w:lang w:val="en-US"/>
+        </w:rPr>
+        <w:t>    ID_USUARIO INT NOT NULL,</w:t>
+      </w:r>
+    </w:p>
+    <w:p>
+      <w:pPr>
+        <w:ind w:left="284" w:hanging="284"/>
+        <w:rPr>
+          <w:lang w:val="en-US"/>
+        </w:rPr>
+      </w:pPr>
+      <w:r>
+        <w:rPr>
+          <w:lang w:val="en-US"/>
+        </w:rPr>
+        <w:t>    PRIMARY KEY (ID_CARTAO),</w:t>
+      </w:r>
+    </w:p>
+    <w:p>
+      <w:pPr>
+        <w:ind w:left="284" w:hanging="284"/>
+        <w:rPr>
+          <w:lang w:val="en-US"/>
+        </w:rPr>
+      </w:pPr>
+      <w:r>
+        <w:rPr>
+          <w:lang w:val="en-US"/>
+        </w:rPr>
+        <w:t>    CHECK (DATA_FINAL &gt;= DATA_INICIO),</w:t>
+      </w:r>
+    </w:p>
+    <w:p>
+      <w:pPr>
+        <w:ind w:left="284" w:hanging="284"/>
+        <w:rPr>
+          <w:lang w:val="en-US"/>
+        </w:rPr>
+      </w:pPr>
+      <w:r>
+        <w:rPr>
+          <w:lang w:val="en-US"/>
+        </w:rPr>
+        <w:t xml:space="preserve">    FOREIGN KEY (ID_RAIA) </w:t>
+      </w:r>
+    </w:p>
+    <w:p>
+      <w:pPr>
+        <w:ind w:left="284" w:hanging="284"/>
+        <w:rPr>
+          <w:lang w:val="en-US"/>
+        </w:rPr>
+      </w:pPr>
+      <w:r>
+        <w:rPr>
+          <w:lang w:val="en-US"/>
+        </w:rPr>
+        <w:t>        REFERENCES RAIA(ID_RAIA)</w:t>
+      </w:r>
+    </w:p>
+    <w:p>
+      <w:pPr>
+        <w:ind w:left="284" w:hanging="284"/>
+        <w:rPr>
+          <w:lang w:val="en-US"/>
+        </w:rPr>
+      </w:pPr>
+      <w:r>
+        <w:rPr>
+          <w:lang w:val="en-US"/>
+        </w:rPr>
+        <w:t>        ON DELETE SET NULL,</w:t>
+      </w:r>
+    </w:p>
+    <w:p>
+      <w:pPr>
+        <w:ind w:left="284" w:hanging="284"/>
+        <w:rPr>
+          <w:lang w:val="en-US"/>
+        </w:rPr>
+      </w:pPr>
+      <w:r>
+        <w:rPr>
+          <w:lang w:val="en-US"/>
+        </w:rPr>
+        <w:lastRenderedPageBreak/>
+        <w:t xml:space="preserve">    FOREIGN KEY (ID_COR) </w:t>
+      </w:r>
+    </w:p>
+    <w:p>
+      <w:pPr>
+        <w:ind w:left="284" w:hanging="284"/>
+        <w:rPr>
+          <w:lang w:val="en-US"/>
+        </w:rPr>
+      </w:pPr>
+      <w:r>
+        <w:rPr>
+          <w:lang w:val="en-US"/>
+        </w:rPr>
+        <w:t>        REFERENCES COR(ID_COR)</w:t>
+      </w:r>
+    </w:p>
+    <w:p>
+      <w:pPr>
+        <w:ind w:left="284" w:hanging="284"/>
+        <w:rPr>
+          <w:lang w:val="en-US"/>
+        </w:rPr>
+      </w:pPr>
+      <w:r>
+        <w:rPr>
+          <w:lang w:val="en-US"/>
+        </w:rPr>
+        <w:t>        ON DELETE SET NULL,</w:t>
+      </w:r>
+    </w:p>
+    <w:p>
+      <w:pPr>
+        <w:ind w:left="284" w:hanging="284"/>
+        <w:rPr>
+          <w:lang w:val="en-US"/>
+        </w:rPr>
+      </w:pPr>
+      <w:r>
+        <w:rPr>
+          <w:lang w:val="en-US"/>
+        </w:rPr>
+        <w:t>    FOREIGN KEY (ID_COLUNA)</w:t>
+      </w:r>
+    </w:p>
+    <w:p>
+      <w:pPr>
+        <w:ind w:left="284" w:hanging="284"/>
+        <w:rPr>
+          <w:lang w:val="en-US"/>
+        </w:rPr>
+      </w:pPr>
+      <w:r>
+        <w:rPr>
+          <w:lang w:val="en-US"/>
+        </w:rPr>
+        <w:t>        REFERENCES COLUNA(ID_COLUNA)</w:t>
+      </w:r>
+    </w:p>
+    <w:p>
+      <w:pPr>
+        <w:ind w:left="284" w:hanging="284"/>
+        <w:rPr>
+          <w:lang w:val="en-US"/>
+        </w:rPr>
+      </w:pPr>
+      <w:r>
+        <w:rPr>
+          <w:lang w:val="en-US"/>
+        </w:rPr>
+        <w:t>        ON DELETE SET NULL,</w:t>
       </w:r>
     </w:p>
     <w:p>
@@ -1546,6 +2498,171 @@
         <w:rPr>
           <w:lang w:val="en-US"/>
         </w:rPr>
+        <w:t>        ON DELETE CASCADE</w:t>
+      </w:r>
+    </w:p>
+    <w:p>
+      <w:pPr>
+        <w:ind w:left="284" w:hanging="284"/>
+        <w:rPr>
+          <w:lang w:val="en-US"/>
+        </w:rPr>
+      </w:pPr>
+      <w:r>
+        <w:rPr>
+          <w:lang w:val="en-US"/>
+        </w:rPr>
+        <w:t>);</w:t>
+      </w:r>
+    </w:p>
+    <w:p>
+      <w:pPr>
+        <w:ind w:left="284" w:hanging="284"/>
+        <w:rPr>
+          <w:lang w:val="en-US"/>
+        </w:rPr>
+      </w:pPr>
+    </w:p>
+    <w:p>
+      <w:pPr>
+        <w:ind w:left="284" w:hanging="284"/>
+        <w:rPr>
+          <w:lang w:val="en-US"/>
+        </w:rPr>
+      </w:pPr>
+      <w:r>
+        <w:rPr>
+          <w:lang w:val="en-US"/>
+        </w:rPr>
+        <w:t>CREATE TABLE USUARIO_CARTAO (</w:t>
+      </w:r>
+    </w:p>
+    <w:p>
+      <w:pPr>
+        <w:ind w:left="284" w:hanging="284"/>
+        <w:rPr>
+          <w:lang w:val="en-US"/>
+        </w:rPr>
+      </w:pPr>
+      <w:r>
+        <w:rPr>
+          <w:lang w:val="en-US"/>
+        </w:rPr>
+        <w:t>    ID_USUARIO INT,</w:t>
+      </w:r>
+    </w:p>
+    <w:p>
+      <w:pPr>
+        <w:ind w:left="284" w:hanging="284"/>
+        <w:rPr>
+          <w:lang w:val="en-US"/>
+        </w:rPr>
+      </w:pPr>
+      <w:r>
+        <w:rPr>
+          <w:lang w:val="en-US"/>
+        </w:rPr>
+        <w:t>    ID_CARTAO INT,</w:t>
+      </w:r>
+    </w:p>
+    <w:p>
+      <w:pPr>
+        <w:ind w:left="284" w:hanging="284"/>
+        <w:rPr>
+          <w:lang w:val="en-US"/>
+        </w:rPr>
+      </w:pPr>
+      <w:r>
+        <w:rPr>
+          <w:lang w:val="en-US"/>
+        </w:rPr>
+        <w:t>    DATA_ASSOCIACAO DATE NOT NULL DEFAULT CURRENT_DATE,</w:t>
+      </w:r>
+    </w:p>
+    <w:p>
+      <w:pPr>
+        <w:ind w:left="284" w:hanging="284"/>
+      </w:pPr>
+      <w:r>
+        <w:rPr>
+          <w:lang w:val="en-US"/>
+        </w:rPr>
+        <w:t xml:space="preserve">    </w:t>
+      </w:r>
+      <w:r>
+        <w:t>TIPO_ACESSO VARCHAR(20) NOT NULL,</w:t>
+      </w:r>
+    </w:p>
+    <w:p>
+      <w:pPr>
+        <w:ind w:left="284" w:hanging="284"/>
+        <w:rPr>
+          <w:lang w:val="en-US"/>
+        </w:rPr>
+      </w:pPr>
+      <w:r>
+        <w:t xml:space="preserve">    </w:t>
+      </w:r>
+      <w:r>
+        <w:rPr>
+          <w:lang w:val="en-US"/>
+        </w:rPr>
+        <w:t>PRIMARY KEY (ID_USUARIO, ID_CARTAO),</w:t>
+      </w:r>
+    </w:p>
+    <w:p>
+      <w:pPr>
+        <w:ind w:left="284" w:hanging="284"/>
+        <w:rPr>
+          <w:lang w:val="en-US"/>
+        </w:rPr>
+      </w:pPr>
+      <w:r>
+        <w:rPr>
+          <w:lang w:val="en-US"/>
+        </w:rPr>
+        <w:t>    CHECK (TIPO_ACESSO IN ('DONO', 'EDITOR', 'LEITOR')),</w:t>
+      </w:r>
+    </w:p>
+    <w:p>
+      <w:pPr>
+        <w:ind w:left="284" w:hanging="284"/>
+        <w:rPr>
+          <w:lang w:val="en-US"/>
+        </w:rPr>
+      </w:pPr>
+      <w:r>
+        <w:rPr>
+          <w:lang w:val="en-US"/>
+        </w:rPr>
+        <w:t xml:space="preserve">    FOREIGN KEY (ID_USUARIO) </w:t>
+      </w:r>
+    </w:p>
+    <w:p>
+      <w:pPr>
+        <w:ind w:left="284" w:hanging="284"/>
+        <w:rPr>
+          <w:lang w:val="en-US"/>
+        </w:rPr>
+      </w:pPr>
+      <w:r>
+        <w:rPr>
+          <w:lang w:val="en-US"/>
+        </w:rPr>
+        <w:t>        REFERENCES USUARIO(ID_USUARIO)</w:t>
+      </w:r>
+    </w:p>
+    <w:p>
+      <w:pPr>
+        <w:ind w:left="284" w:hanging="284"/>
+        <w:rPr>
+          <w:lang w:val="en-US"/>
+        </w:rPr>
+      </w:pPr>
+      <w:r>
+        <w:rPr>
+          <w:lang w:val="en-US"/>
+        </w:rPr>
         <w:t>        ON DELETE CASCADE,</w:t>
       </w:r>
     </w:p>
@@ -1560,693 +2677,82 @@
         <w:rPr>
           <w:lang w:val="en-US"/>
         </w:rPr>
-        <w:t>    PRIMARY KEY (ID_QUADRO)</w:t>
-      </w:r>
-    </w:p>
-    <w:p>
-      <w:pPr>
-        <w:ind w:left="284" w:hanging="284"/>
-        <w:rPr>
-          <w:lang w:val="en-US"/>
-        </w:rPr>
-      </w:pPr>
-      <w:r>
-        <w:rPr>
-          <w:lang w:val="en-US"/>
-        </w:rPr>
+        <w:t xml:space="preserve">    FOREIGN KEY (ID_CARTAO) </w:t>
+      </w:r>
+    </w:p>
+    <w:p>
+      <w:pPr>
+        <w:ind w:left="284" w:hanging="284"/>
+      </w:pPr>
+      <w:r>
+        <w:rPr>
+          <w:lang w:val="en-US"/>
+        </w:rPr>
+        <w:t xml:space="preserve">        </w:t>
+      </w:r>
+      <w:r>
+        <w:t>REFERENCES CARTAO(ID_CARTAO)</w:t>
+      </w:r>
+    </w:p>
+    <w:p>
+      <w:pPr>
+        <w:ind w:left="284" w:hanging="284"/>
+      </w:pPr>
+      <w:r>
+        <w:t>        ON DELETE CASCADE</w:t>
+      </w:r>
+    </w:p>
+    <w:p>
+      <w:pPr>
+        <w:ind w:left="284" w:hanging="284"/>
+      </w:pPr>
+      <w:r>
         <w:t>);</w:t>
       </w:r>
     </w:p>
     <w:p>
       <w:pPr>
         <w:ind w:left="284" w:hanging="284"/>
-        <w:rPr>
-          <w:lang w:val="en-US"/>
-        </w:rPr>
-      </w:pPr>
-    </w:p>
-    <w:p>
-      <w:pPr>
-        <w:ind w:left="284" w:hanging="284"/>
-        <w:rPr>
-          <w:lang w:val="en-US"/>
-        </w:rPr>
-      </w:pPr>
-      <w:r>
-        <w:rPr>
-          <w:lang w:val="en-US"/>
-        </w:rPr>
-        <w:t>CREATE TABLE COR (</w:t>
-      </w:r>
-    </w:p>
-    <w:p>
-      <w:pPr>
-        <w:ind w:left="284" w:hanging="284"/>
-        <w:rPr>
-          <w:lang w:val="en-US"/>
-        </w:rPr>
-      </w:pPr>
-      <w:r>
-        <w:rPr>
-          <w:lang w:val="en-US"/>
-        </w:rPr>
-        <w:t>    ID_COR INT GENERATED ALWAYS AS IDENTITY,</w:t>
-      </w:r>
-    </w:p>
-    <w:p>
-      <w:pPr>
-        <w:ind w:left="284" w:hanging="284"/>
-        <w:rPr>
-          <w:lang w:val="en-US"/>
-        </w:rPr>
-      </w:pPr>
-      <w:r>
-        <w:rPr>
-          <w:lang w:val="en-US"/>
-        </w:rPr>
-        <w:t xml:space="preserve">    NOME </w:t>
-      </w:r>
-      <w:proofErr w:type="gramStart"/>
-      <w:r>
-        <w:rPr>
-          <w:lang w:val="en-US"/>
-        </w:rPr>
-        <w:t>VARCHAR(</w:t>
-      </w:r>
-      <w:proofErr w:type="gramEnd"/>
-      <w:r>
-        <w:rPr>
-          <w:lang w:val="en-US"/>
-        </w:rPr>
-        <w:t>20),</w:t>
-      </w:r>
-    </w:p>
-    <w:p>
-      <w:pPr>
-        <w:ind w:left="284" w:hanging="284"/>
-        <w:rPr>
-          <w:lang w:val="en-US"/>
-        </w:rPr>
-      </w:pPr>
-      <w:r>
-        <w:rPr>
-          <w:lang w:val="en-US"/>
-        </w:rPr>
-        <w:t xml:space="preserve">    DESCRICAO </w:t>
-      </w:r>
-      <w:proofErr w:type="gramStart"/>
-      <w:r>
-        <w:rPr>
-          <w:lang w:val="en-US"/>
-        </w:rPr>
-        <w:t>VARCHAR(</w:t>
-      </w:r>
-      <w:proofErr w:type="gramEnd"/>
-      <w:r>
-        <w:rPr>
-          <w:lang w:val="en-US"/>
-        </w:rPr>
-        <w:t>50) NOT NULL,</w:t>
-      </w:r>
-    </w:p>
-    <w:p>
-      <w:pPr>
-        <w:ind w:left="284" w:hanging="284"/>
-        <w:rPr>
-          <w:lang w:val="en-US"/>
-        </w:rPr>
-      </w:pPr>
-      <w:r>
-        <w:rPr>
-          <w:lang w:val="en-US"/>
-        </w:rPr>
-        <w:t>    PRIMARY KEY (ID_COR)</w:t>
-      </w:r>
-    </w:p>
-    <w:p>
-      <w:pPr>
-        <w:ind w:left="284" w:hanging="284"/>
-        <w:rPr>
-          <w:lang w:val="en-US"/>
-        </w:rPr>
-      </w:pPr>
-      <w:r>
-        <w:rPr>
-          <w:lang w:val="en-US"/>
-        </w:rPr>
-        <w:t>);</w:t>
-      </w:r>
-    </w:p>
-    <w:p>
-      <w:pPr>
-        <w:ind w:left="284" w:hanging="284"/>
-        <w:rPr>
-          <w:lang w:val="en-US"/>
-        </w:rPr>
-      </w:pPr>
-    </w:p>
-    <w:p>
-      <w:pPr>
-        <w:ind w:left="284" w:hanging="284"/>
-        <w:rPr>
-          <w:lang w:val="en-US"/>
-        </w:rPr>
-      </w:pPr>
-      <w:r>
-        <w:rPr>
-          <w:lang w:val="en-US"/>
-        </w:rPr>
-        <w:t>CREATE TABLE RAIA (</w:t>
-      </w:r>
-    </w:p>
-    <w:p>
-      <w:pPr>
-        <w:ind w:left="284" w:hanging="284"/>
-        <w:rPr>
-          <w:lang w:val="en-US"/>
-        </w:rPr>
-      </w:pPr>
-      <w:r>
-        <w:rPr>
-          <w:lang w:val="en-US"/>
-        </w:rPr>
+      </w:pPr>
+    </w:p>
+    <w:p>
+      <w:pPr>
+        <w:ind w:left="284" w:hanging="284"/>
+      </w:pPr>
+      <w:r>
+        <w:t>CREATE TABLE USUARIO_QUADRO (</w:t>
+      </w:r>
+    </w:p>
+    <w:p>
+      <w:pPr>
+        <w:ind w:left="284" w:hanging="284"/>
+        <w:rPr>
+          <w:lang w:val="en-US"/>
+        </w:rPr>
+      </w:pPr>
+      <w:r>
         <w:lastRenderedPageBreak/>
-        <w:t>    ID_RAIA INT GENERATED ALWAYS AS IDENTITY,</w:t>
-      </w:r>
-    </w:p>
-    <w:p>
-      <w:pPr>
-        <w:ind w:left="284" w:hanging="284"/>
-        <w:rPr>
-          <w:lang w:val="en-US"/>
-        </w:rPr>
-      </w:pPr>
-      <w:r>
-        <w:rPr>
-          <w:lang w:val="en-US"/>
-        </w:rPr>
-        <w:t>    QTD_MAX INT NOT NULL CHECK (QTD_MAX &gt; 0),</w:t>
-      </w:r>
-    </w:p>
-    <w:p>
-      <w:pPr>
-        <w:ind w:left="284" w:hanging="284"/>
-        <w:rPr>
-          <w:lang w:val="en-US"/>
-        </w:rPr>
-      </w:pPr>
-      <w:r>
-        <w:rPr>
-          <w:lang w:val="en-US"/>
-        </w:rPr>
-        <w:t xml:space="preserve">    NOME </w:t>
-      </w:r>
-      <w:proofErr w:type="gramStart"/>
-      <w:r>
-        <w:rPr>
-          <w:lang w:val="en-US"/>
-        </w:rPr>
-        <w:t>VARCHAR(</w:t>
-      </w:r>
-      <w:proofErr w:type="gramEnd"/>
-      <w:r>
-        <w:rPr>
-          <w:lang w:val="en-US"/>
-        </w:rPr>
-        <w:t>50) NOT NULL,</w:t>
-      </w:r>
-    </w:p>
-    <w:p>
-      <w:pPr>
-        <w:ind w:left="284" w:hanging="284"/>
-        <w:rPr>
-          <w:lang w:val="en-US"/>
-        </w:rPr>
-      </w:pPr>
-      <w:r>
-        <w:rPr>
-          <w:lang w:val="en-US"/>
-        </w:rPr>
-        <w:t>    ID_QUADRO INT NOT NULL,</w:t>
-      </w:r>
-    </w:p>
-    <w:p>
-      <w:pPr>
-        <w:ind w:left="284" w:hanging="284"/>
-        <w:rPr>
-          <w:lang w:val="en-US"/>
-        </w:rPr>
-      </w:pPr>
-      <w:r>
-        <w:rPr>
-          <w:lang w:val="en-US"/>
-        </w:rPr>
-        <w:t>    PRIMARY KEY (ID_RAIA),</w:t>
-      </w:r>
-    </w:p>
-    <w:p>
-      <w:pPr>
-        <w:ind w:left="284" w:hanging="284"/>
-        <w:rPr>
-          <w:lang w:val="en-US"/>
-        </w:rPr>
-      </w:pPr>
-      <w:r>
-        <w:rPr>
-          <w:lang w:val="en-US"/>
-        </w:rPr>
-        <w:t xml:space="preserve">    FOREIGN KEY (ID_QUADRO) </w:t>
-      </w:r>
-    </w:p>
-    <w:p>
-      <w:pPr>
-        <w:ind w:left="284" w:hanging="284"/>
-      </w:pPr>
-      <w:r>
-        <w:rPr>
-          <w:lang w:val="en-US"/>
-        </w:rPr>
-        <w:t xml:space="preserve">        </w:t>
-      </w:r>
-      <w:r>
-        <w:t>REFERENCES QUADRO(ID_QUADRO)</w:t>
-      </w:r>
-    </w:p>
-    <w:p>
-      <w:pPr>
-        <w:ind w:left="284" w:hanging="284"/>
-      </w:pPr>
-      <w:r>
-        <w:t>        ON DELETE CASCADE</w:t>
-      </w:r>
-    </w:p>
-    <w:p>
-      <w:pPr>
-        <w:ind w:left="284" w:hanging="284"/>
-        <w:rPr>
-          <w:lang w:val="en-US"/>
-        </w:rPr>
-      </w:pPr>
-      <w:r>
-        <w:rPr>
-          <w:lang w:val="en-US"/>
-        </w:rPr>
-        <w:t>);</w:t>
-      </w:r>
-    </w:p>
-    <w:p>
-      <w:pPr>
-        <w:ind w:left="284" w:hanging="284"/>
-        <w:rPr>
-          <w:lang w:val="en-US"/>
-        </w:rPr>
-      </w:pPr>
-    </w:p>
-    <w:p>
-      <w:pPr>
-        <w:ind w:left="284" w:hanging="284"/>
-        <w:rPr>
-          <w:lang w:val="en-US"/>
-        </w:rPr>
-      </w:pPr>
-      <w:r>
-        <w:rPr>
-          <w:lang w:val="en-US"/>
-        </w:rPr>
-        <w:t>CREATE TABLE CARTAO (</w:t>
-      </w:r>
-    </w:p>
-    <w:p>
-      <w:pPr>
-        <w:ind w:left="284" w:hanging="284"/>
-        <w:rPr>
-          <w:lang w:val="en-US"/>
-        </w:rPr>
-      </w:pPr>
-      <w:r>
-        <w:rPr>
-          <w:lang w:val="en-US"/>
-        </w:rPr>
-        <w:t>    ID_CARTAO INT GENERATED ALWAYS AS IDENTITY,</w:t>
-      </w:r>
-    </w:p>
-    <w:p>
-      <w:pPr>
-        <w:ind w:left="284" w:hanging="284"/>
-        <w:rPr>
-          <w:lang w:val="en-US"/>
-        </w:rPr>
-      </w:pPr>
-      <w:r>
-        <w:rPr>
-          <w:lang w:val="en-US"/>
-        </w:rPr>
-        <w:t>    DATA_INICIO DATE NOT NULL,</w:t>
-      </w:r>
-    </w:p>
-    <w:p>
-      <w:pPr>
-        <w:ind w:left="284" w:hanging="284"/>
-        <w:rPr>
-          <w:lang w:val="en-US"/>
-        </w:rPr>
-      </w:pPr>
-      <w:r>
-        <w:rPr>
-          <w:lang w:val="en-US"/>
-        </w:rPr>
-        <w:t>    DATA_FINAL DATE NOT NULL,</w:t>
-      </w:r>
-    </w:p>
-    <w:p>
-      <w:pPr>
-        <w:ind w:left="284" w:hanging="284"/>
-        <w:rPr>
-          <w:lang w:val="en-US"/>
-        </w:rPr>
-      </w:pPr>
-      <w:r>
-        <w:rPr>
-          <w:lang w:val="en-US"/>
-        </w:rPr>
-        <w:t>    DATA_CRIACAO TIMESTAMP DEFAULT CURRENT_TIMESTAMP,</w:t>
-      </w:r>
-    </w:p>
-    <w:p>
-      <w:pPr>
-        <w:ind w:left="284" w:hanging="284"/>
-        <w:rPr>
-          <w:lang w:val="en-US"/>
-        </w:rPr>
-      </w:pPr>
-      <w:r>
-        <w:rPr>
-          <w:lang w:val="en-US"/>
-        </w:rPr>
-        <w:t xml:space="preserve">    NOME </w:t>
-      </w:r>
-      <w:proofErr w:type="gramStart"/>
-      <w:r>
-        <w:rPr>
-          <w:lang w:val="en-US"/>
-        </w:rPr>
-        <w:t>VARCHAR(</w:t>
-      </w:r>
-      <w:proofErr w:type="gramEnd"/>
-      <w:r>
-        <w:rPr>
-          <w:lang w:val="en-US"/>
-        </w:rPr>
-        <w:t>50) NOT NULL,</w:t>
-      </w:r>
-    </w:p>
-    <w:p>
-      <w:pPr>
-        <w:ind w:left="284" w:hanging="284"/>
-        <w:rPr>
-          <w:lang w:val="en-US"/>
-        </w:rPr>
-      </w:pPr>
-      <w:r>
-        <w:rPr>
-          <w:lang w:val="en-US"/>
-        </w:rPr>
-        <w:t>    DESCRICAO TEXT,</w:t>
-      </w:r>
-    </w:p>
-    <w:p>
-      <w:pPr>
-        <w:ind w:left="284" w:hanging="284"/>
-        <w:rPr>
-          <w:lang w:val="en-US"/>
-        </w:rPr>
-      </w:pPr>
-      <w:r>
-        <w:rPr>
-          <w:lang w:val="en-US"/>
-        </w:rPr>
-        <w:t>    ORDEM INT NOT NULL DEFAULT 0,</w:t>
-      </w:r>
-    </w:p>
-    <w:p>
-      <w:pPr>
-        <w:ind w:left="284" w:hanging="284"/>
-        <w:rPr>
-          <w:lang w:val="en-US"/>
-        </w:rPr>
-      </w:pPr>
-      <w:r>
-        <w:rPr>
-          <w:lang w:val="en-US"/>
-        </w:rPr>
-        <w:t>    ID_RAIA INT,</w:t>
-      </w:r>
-    </w:p>
-    <w:p>
-      <w:pPr>
-        <w:ind w:left="284" w:hanging="284"/>
-        <w:rPr>
-          <w:lang w:val="en-US"/>
-        </w:rPr>
-      </w:pPr>
-      <w:r>
-        <w:rPr>
-          <w:lang w:val="en-US"/>
-        </w:rPr>
-        <w:t>    ID_COR INT,</w:t>
-      </w:r>
-    </w:p>
-    <w:p>
-      <w:pPr>
-        <w:ind w:left="284" w:hanging="284"/>
-        <w:rPr>
-          <w:lang w:val="en-US"/>
-        </w:rPr>
-      </w:pPr>
-      <w:r>
-        <w:rPr>
-          <w:lang w:val="en-US"/>
-        </w:rPr>
-        <w:t>    ID_USUARIO INT NOT NULL,</w:t>
-      </w:r>
-    </w:p>
-    <w:p>
-      <w:pPr>
-        <w:ind w:left="284" w:hanging="284"/>
-        <w:rPr>
-          <w:lang w:val="en-US"/>
-        </w:rPr>
-      </w:pPr>
-      <w:r>
-        <w:rPr>
-          <w:lang w:val="en-US"/>
-        </w:rPr>
-        <w:t>    PRIMARY KEY (ID_CARTAO),</w:t>
-      </w:r>
-    </w:p>
-    <w:p>
-      <w:pPr>
-        <w:ind w:left="284" w:hanging="284"/>
-        <w:rPr>
-          <w:lang w:val="en-US"/>
-        </w:rPr>
-      </w:pPr>
-      <w:r>
-        <w:rPr>
-          <w:lang w:val="en-US"/>
-        </w:rPr>
-        <w:t>    CHECK (DATA_FINAL &gt;= DATA_INICIO),</w:t>
-      </w:r>
-    </w:p>
-    <w:p>
-      <w:pPr>
-        <w:ind w:left="284" w:hanging="284"/>
-        <w:rPr>
-          <w:lang w:val="en-US"/>
-        </w:rPr>
-      </w:pPr>
-      <w:r>
-        <w:rPr>
-          <w:lang w:val="en-US"/>
-        </w:rPr>
-        <w:t xml:space="preserve">    FOREIGN KEY (ID_RAIA) </w:t>
-      </w:r>
-    </w:p>
-    <w:p>
-      <w:pPr>
-        <w:ind w:left="284" w:hanging="284"/>
-        <w:rPr>
-          <w:lang w:val="en-US"/>
-        </w:rPr>
-      </w:pPr>
-      <w:r>
-        <w:rPr>
-          <w:lang w:val="en-US"/>
-        </w:rPr>
-        <w:t>        REFERENCES RAIA(ID_RAIA)</w:t>
-      </w:r>
-    </w:p>
-    <w:p>
-      <w:pPr>
-        <w:ind w:left="284" w:hanging="284"/>
-        <w:rPr>
-          <w:lang w:val="en-US"/>
-        </w:rPr>
-      </w:pPr>
-      <w:r>
-        <w:rPr>
-          <w:lang w:val="en-US"/>
-        </w:rPr>
-        <w:t>        ON DELETE SET NULL,</w:t>
-      </w:r>
-    </w:p>
-    <w:p>
-      <w:pPr>
-        <w:ind w:left="284" w:hanging="284"/>
-        <w:rPr>
-          <w:lang w:val="en-US"/>
-        </w:rPr>
-      </w:pPr>
-      <w:r>
-        <w:rPr>
-          <w:lang w:val="en-US"/>
-        </w:rPr>
-        <w:t xml:space="preserve">    FOREIGN KEY (ID_COR) </w:t>
-      </w:r>
-    </w:p>
-    <w:p>
-      <w:pPr>
-        <w:ind w:left="284" w:hanging="284"/>
-        <w:rPr>
-          <w:lang w:val="en-US"/>
-        </w:rPr>
-      </w:pPr>
-      <w:r>
-        <w:rPr>
-          <w:lang w:val="en-US"/>
-        </w:rPr>
-        <w:lastRenderedPageBreak/>
-        <w:t>        REFERENCES COR(ID_COR)</w:t>
-      </w:r>
-    </w:p>
-    <w:p>
-      <w:pPr>
-        <w:ind w:left="284" w:hanging="284"/>
-        <w:rPr>
-          <w:lang w:val="en-US"/>
-        </w:rPr>
-      </w:pPr>
-      <w:r>
-        <w:rPr>
-          <w:lang w:val="en-US"/>
-        </w:rPr>
-        <w:t>        ON DELETE SET NULL,</w:t>
-      </w:r>
-    </w:p>
-    <w:p>
-      <w:pPr>
-        <w:ind w:left="284" w:hanging="284"/>
-        <w:rPr>
-          <w:lang w:val="en-US"/>
-        </w:rPr>
-      </w:pPr>
-      <w:r>
-        <w:rPr>
-          <w:lang w:val="en-US"/>
-        </w:rPr>
-        <w:t>    FOREIGN KEY (ID_USUARIO)</w:t>
-      </w:r>
-    </w:p>
-    <w:p>
-      <w:pPr>
-        <w:ind w:left="284" w:hanging="284"/>
-        <w:rPr>
-          <w:lang w:val="en-US"/>
-        </w:rPr>
-      </w:pPr>
-      <w:r>
-        <w:rPr>
-          <w:lang w:val="en-US"/>
-        </w:rPr>
-        <w:t>        REFERENCES USUARIO(ID_USUARIO)</w:t>
-      </w:r>
-    </w:p>
-    <w:p>
-      <w:pPr>
-        <w:ind w:left="284" w:hanging="284"/>
-        <w:rPr>
-          <w:lang w:val="en-US"/>
-        </w:rPr>
-      </w:pPr>
-      <w:r>
-        <w:rPr>
-          <w:lang w:val="en-US"/>
-        </w:rPr>
-        <w:t>        ON DELETE CASCADE</w:t>
-      </w:r>
-    </w:p>
-    <w:p>
-      <w:pPr>
-        <w:ind w:left="284" w:hanging="284"/>
-        <w:rPr>
-          <w:lang w:val="en-US"/>
-        </w:rPr>
-      </w:pPr>
-      <w:r>
-        <w:rPr>
-          <w:lang w:val="en-US"/>
-        </w:rPr>
-        <w:t>);</w:t>
-      </w:r>
-    </w:p>
-    <w:p>
-      <w:pPr>
-        <w:ind w:left="284" w:hanging="284"/>
-        <w:rPr>
-          <w:lang w:val="en-US"/>
-        </w:rPr>
-      </w:pPr>
-    </w:p>
-    <w:p>
-      <w:pPr>
-        <w:ind w:left="284" w:hanging="284"/>
-        <w:rPr>
-          <w:lang w:val="en-US"/>
-        </w:rPr>
-      </w:pPr>
-      <w:r>
-        <w:rPr>
-          <w:lang w:val="en-US"/>
-        </w:rPr>
-        <w:t>CREATE TABLE USUARIO_CARTAO (</w:t>
-      </w:r>
-    </w:p>
-    <w:p>
-      <w:pPr>
-        <w:ind w:left="284" w:hanging="284"/>
-        <w:rPr>
-          <w:lang w:val="en-US"/>
-        </w:rPr>
-      </w:pPr>
-      <w:r>
-        <w:rPr>
-          <w:lang w:val="en-US"/>
-        </w:rPr>
-        <w:t>    ID_USUARIO INT,</w:t>
-      </w:r>
-    </w:p>
-    <w:p>
-      <w:pPr>
-        <w:ind w:left="284" w:hanging="284"/>
-        <w:rPr>
-          <w:lang w:val="en-US"/>
-        </w:rPr>
-      </w:pPr>
-      <w:r>
-        <w:rPr>
-          <w:lang w:val="en-US"/>
-        </w:rPr>
-        <w:t>    ID_CARTAO INT,</w:t>
+        <w:t xml:space="preserve">    </w:t>
+      </w:r>
+      <w:r>
+        <w:rPr>
+          <w:lang w:val="en-US"/>
+        </w:rPr>
+        <w:t>ID_USUARIO INT,</w:t>
+      </w:r>
+    </w:p>
+    <w:p>
+      <w:pPr>
+        <w:ind w:left="284" w:hanging="284"/>
+        <w:rPr>
+          <w:lang w:val="en-US"/>
+        </w:rPr>
+      </w:pPr>
+      <w:r>
+        <w:rPr>
+          <w:lang w:val="en-US"/>
+        </w:rPr>
+        <w:t>    ID_QUADRO INT,</w:t>
       </w:r>
     </w:p>
     <w:p>
@@ -2285,199 +2791,6 @@
         </w:rPr>
       </w:pPr>
       <w:r>
-        <w:t xml:space="preserve">    </w:t>
-      </w:r>
-      <w:r>
-        <w:rPr>
-          <w:lang w:val="en-US"/>
-        </w:rPr>
-        <w:t>PRIMARY KEY (ID_USUARIO, ID_CARTAO),</w:t>
-      </w:r>
-    </w:p>
-    <w:p>
-      <w:pPr>
-        <w:ind w:left="284" w:hanging="284"/>
-        <w:rPr>
-          <w:lang w:val="en-US"/>
-        </w:rPr>
-      </w:pPr>
-      <w:r>
-        <w:rPr>
-          <w:lang w:val="en-US"/>
-        </w:rPr>
-        <w:t>    CHECK (TIPO_ACESSO IN ('DONO', 'EDITOR', 'LEITOR')),</w:t>
-      </w:r>
-    </w:p>
-    <w:p>
-      <w:pPr>
-        <w:ind w:left="284" w:hanging="284"/>
-        <w:rPr>
-          <w:lang w:val="en-US"/>
-        </w:rPr>
-      </w:pPr>
-      <w:r>
-        <w:rPr>
-          <w:lang w:val="en-US"/>
-        </w:rPr>
-        <w:t xml:space="preserve">    FOREIGN KEY (ID_USUARIO) </w:t>
-      </w:r>
-    </w:p>
-    <w:p>
-      <w:pPr>
-        <w:ind w:left="284" w:hanging="284"/>
-        <w:rPr>
-          <w:lang w:val="en-US"/>
-        </w:rPr>
-      </w:pPr>
-      <w:r>
-        <w:rPr>
-          <w:lang w:val="en-US"/>
-        </w:rPr>
-        <w:t>        REFERENCES USUARIO(ID_USUARIO)</w:t>
-      </w:r>
-    </w:p>
-    <w:p>
-      <w:pPr>
-        <w:ind w:left="284" w:hanging="284"/>
-        <w:rPr>
-          <w:lang w:val="en-US"/>
-        </w:rPr>
-      </w:pPr>
-      <w:r>
-        <w:rPr>
-          <w:lang w:val="en-US"/>
-        </w:rPr>
-        <w:t>        ON DELETE CASCADE,</w:t>
-      </w:r>
-    </w:p>
-    <w:p>
-      <w:pPr>
-        <w:ind w:left="284" w:hanging="284"/>
-        <w:rPr>
-          <w:lang w:val="en-US"/>
-        </w:rPr>
-      </w:pPr>
-      <w:r>
-        <w:rPr>
-          <w:lang w:val="en-US"/>
-        </w:rPr>
-        <w:t xml:space="preserve">    FOREIGN KEY (ID_CARTAO) </w:t>
-      </w:r>
-    </w:p>
-    <w:p>
-      <w:pPr>
-        <w:ind w:left="284" w:hanging="284"/>
-      </w:pPr>
-      <w:r>
-        <w:rPr>
-          <w:lang w:val="en-US"/>
-        </w:rPr>
-        <w:t xml:space="preserve">        </w:t>
-      </w:r>
-      <w:r>
-        <w:t>REFERENCES CARTAO(ID_CARTAO)</w:t>
-      </w:r>
-    </w:p>
-    <w:p>
-      <w:pPr>
-        <w:ind w:left="284" w:hanging="284"/>
-      </w:pPr>
-      <w:r>
-        <w:t>        ON DELETE CASCADE</w:t>
-      </w:r>
-    </w:p>
-    <w:p>
-      <w:pPr>
-        <w:ind w:left="284" w:hanging="284"/>
-      </w:pPr>
-      <w:r>
-        <w:t>);</w:t>
-      </w:r>
-    </w:p>
-    <w:p>
-      <w:pPr>
-        <w:ind w:left="284" w:hanging="284"/>
-      </w:pPr>
-    </w:p>
-    <w:p>
-      <w:pPr>
-        <w:ind w:left="284" w:hanging="284"/>
-        <w:rPr>
-          <w:lang w:val="en-US"/>
-        </w:rPr>
-      </w:pPr>
-      <w:r>
-        <w:rPr>
-          <w:lang w:val="en-US"/>
-        </w:rPr>
-        <w:t>CREATE TABLE USUARIO_QUADRO (</w:t>
-      </w:r>
-    </w:p>
-    <w:p>
-      <w:pPr>
-        <w:ind w:left="284" w:hanging="284"/>
-        <w:rPr>
-          <w:lang w:val="en-US"/>
-        </w:rPr>
-      </w:pPr>
-      <w:r>
-        <w:rPr>
-          <w:lang w:val="en-US"/>
-        </w:rPr>
-        <w:t>    ID_USUARIO INT,</w:t>
-      </w:r>
-    </w:p>
-    <w:p>
-      <w:pPr>
-        <w:ind w:left="284" w:hanging="284"/>
-        <w:rPr>
-          <w:lang w:val="en-US"/>
-        </w:rPr>
-      </w:pPr>
-      <w:r>
-        <w:rPr>
-          <w:lang w:val="en-US"/>
-        </w:rPr>
-        <w:t>    ID_QUADRO INT,</w:t>
-      </w:r>
-    </w:p>
-    <w:p>
-      <w:pPr>
-        <w:ind w:left="284" w:hanging="284"/>
-        <w:rPr>
-          <w:lang w:val="en-US"/>
-        </w:rPr>
-      </w:pPr>
-      <w:r>
-        <w:rPr>
-          <w:lang w:val="en-US"/>
-        </w:rPr>
-        <w:t>    DATA_ASSOCIACAO DATE NOT NULL DEFAULT CURRENT_DATE,</w:t>
-      </w:r>
-    </w:p>
-    <w:p>
-      <w:pPr>
-        <w:ind w:left="284" w:hanging="284"/>
-      </w:pPr>
-      <w:r>
-        <w:rPr>
-          <w:lang w:val="en-US"/>
-        </w:rPr>
-        <w:t xml:space="preserve">    </w:t>
-      </w:r>
-      <w:r>
-        <w:t>TIPO_ACESSO VARCHAR(20) NOT NULL,</w:t>
-      </w:r>
-    </w:p>
-    <w:p>
-      <w:pPr>
-        <w:ind w:left="284" w:hanging="284"/>
-        <w:rPr>
-          <w:lang w:val="en-US"/>
-        </w:rPr>
-      </w:pPr>
-      <w:r>
-        <w:lastRenderedPageBreak/>
         <w:t xml:space="preserve">    </w:t>
       </w:r>
       <w:r>
@@ -2719,6 +3032,7 @@
       <w:rPr>
         <w:b/>
         <w:bCs/>
+        <w:noProof/>
       </w:rPr>
       <w:drawing>
         <wp:inline distT="0" distB="0" distL="0" distR="0" wp14:anchorId="1F42007A" wp14:editId="42191738">
@@ -2804,6 +3118,602 @@
 <file path=word/numbering.xml><?xml version="1.0" encoding="utf-8"?>
 <w:numbering xmlns:wpc="http://schemas.microsoft.com/office/word/2010/wordprocessingCanvas" xmlns:cx="http://schemas.microsoft.com/office/drawing/2014/chartex" xmlns:cx1="http://schemas.microsoft.com/office/drawing/2015/9/8/chartex" xmlns:cx2="http://schemas.microsoft.com/office/drawing/2015/10/21/chartex" xmlns:cx3="http://schemas.microsoft.com/office/drawing/2016/5/9/chartex" xmlns:cx4="http://schemas.microsoft.com/office/drawing/2016/5/10/chartex" xmlns:cx5="http://schemas.microsoft.com/office/drawing/2016/5/11/chartex" xmlns:cx6="http://schemas.microsoft.com/office/drawing/2016/5/12/chartex" xmlns:cx7="http://schemas.microsoft.com/office/drawing/2016/5/13/chartex" xmlns:cx8="http://schemas.microsoft.com/office/drawing/2016/5/14/chartex" xmlns:mc="http://schemas.openxmlformats.org/markup-compatibility/2006" xmlns:aink="http://schemas.microsoft.com/office/drawing/2016/ink" xmlns:am3d="http://schemas.microsoft.com/office/drawing/2017/model3d" xmlns:o="urn:schemas-microsoft-com:office:office" xmlns:oel="http://schemas.microsoft.com/office/2019/extlst" xmlns:r="http://schemas.openxmlformats.org/officeDocument/2006/relationships" xmlns:m="http://schemas.openxmlformats.org/officeDocument/2006/math" xmlns:v="urn:schemas-microsoft-com:vml" xmlns:wp14="http://schemas.microsoft.com/office/word/2010/wordprocessingDrawing" xmlns:wp="http://schemas.openxmlformats.org/drawingml/2006/wordprocessingDrawing" xmlns:w10="urn:schemas-microsoft-com:office:word" xmlns:w="http://schemas.openxmlformats.org/wordprocessingml/2006/main" xmlns:w14="http://schemas.microsoft.com/office/word/2010/wordml" xmlns:w15="http://schemas.microsoft.com/office/word/2012/wordml" xmlns:w16cex="http://schemas.microsoft.com/office/word/2018/wordml/cex" xmlns:w16cid="http://schemas.microsoft.com/office/word/2016/wordml/cid" xmlns:w16="http://schemas.microsoft.com/office/word/2018/wordml" xmlns:w16sdtdh="http://schemas.microsoft.com/office/word/2020/wordml/sdtdatahash" xmlns:w16se="http://schemas.microsoft.com/office/word/2015/wordml/symex" xmlns:wpg="http://schemas.microsoft.com/office/word/2010/wordprocessingGroup" xmlns:wpi="http://schemas.microsoft.com/office/word/2010/wordprocessingInk" xmlns:wne="http://schemas.microsoft.com/office/word/2006/wordml" xmlns:wps="http://schemas.microsoft.com/office/word/2010/wordprocessingShape" mc:Ignorable="w14 w15 w16se w16cid w16 w16cex w16sdtdh wp14">
   <w:abstractNum w:abstractNumId="0" w15:restartNumberingAfterBreak="0">
+    <w:nsid w:val="02B91676"/>
+    <w:multiLevelType w:val="multilevel"/>
+    <w:tmpl w:val="ADFC3032"/>
+    <w:lvl w:ilvl="0">
+      <w:start w:val="1"/>
+      <w:numFmt w:val="bullet"/>
+      <w:lvlText w:val=""/>
+      <w:lvlJc w:val="left"/>
+      <w:pPr>
+        <w:tabs>
+          <w:tab w:val="num" w:pos="720"/>
+        </w:tabs>
+        <w:ind w:left="720" w:hanging="360"/>
+      </w:pPr>
+      <w:rPr>
+        <w:rFonts w:ascii="Symbol" w:hAnsi="Symbol" w:hint="default"/>
+        <w:sz w:val="20"/>
+      </w:rPr>
+    </w:lvl>
+    <w:lvl w:ilvl="1">
+      <w:start w:val="1"/>
+      <w:numFmt w:val="bullet"/>
+      <w:lvlText w:val="o"/>
+      <w:lvlJc w:val="left"/>
+      <w:pPr>
+        <w:tabs>
+          <w:tab w:val="num" w:pos="1440"/>
+        </w:tabs>
+        <w:ind w:left="1440" w:hanging="360"/>
+      </w:pPr>
+      <w:rPr>
+        <w:rFonts w:ascii="Courier New" w:hAnsi="Courier New" w:hint="default"/>
+        <w:sz w:val="20"/>
+      </w:rPr>
+    </w:lvl>
+    <w:lvl w:ilvl="2" w:tentative="1">
+      <w:start w:val="1"/>
+      <w:numFmt w:val="bullet"/>
+      <w:lvlText w:val=""/>
+      <w:lvlJc w:val="left"/>
+      <w:pPr>
+        <w:tabs>
+          <w:tab w:val="num" w:pos="2160"/>
+        </w:tabs>
+        <w:ind w:left="2160" w:hanging="360"/>
+      </w:pPr>
+      <w:rPr>
+        <w:rFonts w:ascii="Wingdings" w:hAnsi="Wingdings" w:hint="default"/>
+        <w:sz w:val="20"/>
+      </w:rPr>
+    </w:lvl>
+    <w:lvl w:ilvl="3" w:tentative="1">
+      <w:start w:val="1"/>
+      <w:numFmt w:val="bullet"/>
+      <w:lvlText w:val=""/>
+      <w:lvlJc w:val="left"/>
+      <w:pPr>
+        <w:tabs>
+          <w:tab w:val="num" w:pos="2880"/>
+        </w:tabs>
+        <w:ind w:left="2880" w:hanging="360"/>
+      </w:pPr>
+      <w:rPr>
+        <w:rFonts w:ascii="Wingdings" w:hAnsi="Wingdings" w:hint="default"/>
+        <w:sz w:val="20"/>
+      </w:rPr>
+    </w:lvl>
+    <w:lvl w:ilvl="4" w:tentative="1">
+      <w:start w:val="1"/>
+      <w:numFmt w:val="bullet"/>
+      <w:lvlText w:val=""/>
+      <w:lvlJc w:val="left"/>
+      <w:pPr>
+        <w:tabs>
+          <w:tab w:val="num" w:pos="3600"/>
+        </w:tabs>
+        <w:ind w:left="3600" w:hanging="360"/>
+      </w:pPr>
+      <w:rPr>
+        <w:rFonts w:ascii="Wingdings" w:hAnsi="Wingdings" w:hint="default"/>
+        <w:sz w:val="20"/>
+      </w:rPr>
+    </w:lvl>
+    <w:lvl w:ilvl="5" w:tentative="1">
+      <w:start w:val="1"/>
+      <w:numFmt w:val="bullet"/>
+      <w:lvlText w:val=""/>
+      <w:lvlJc w:val="left"/>
+      <w:pPr>
+        <w:tabs>
+          <w:tab w:val="num" w:pos="4320"/>
+        </w:tabs>
+        <w:ind w:left="4320" w:hanging="360"/>
+      </w:pPr>
+      <w:rPr>
+        <w:rFonts w:ascii="Wingdings" w:hAnsi="Wingdings" w:hint="default"/>
+        <w:sz w:val="20"/>
+      </w:rPr>
+    </w:lvl>
+    <w:lvl w:ilvl="6" w:tentative="1">
+      <w:start w:val="1"/>
+      <w:numFmt w:val="bullet"/>
+      <w:lvlText w:val=""/>
+      <w:lvlJc w:val="left"/>
+      <w:pPr>
+        <w:tabs>
+          <w:tab w:val="num" w:pos="5040"/>
+        </w:tabs>
+        <w:ind w:left="5040" w:hanging="360"/>
+      </w:pPr>
+      <w:rPr>
+        <w:rFonts w:ascii="Wingdings" w:hAnsi="Wingdings" w:hint="default"/>
+        <w:sz w:val="20"/>
+      </w:rPr>
+    </w:lvl>
+    <w:lvl w:ilvl="7" w:tentative="1">
+      <w:start w:val="1"/>
+      <w:numFmt w:val="bullet"/>
+      <w:lvlText w:val=""/>
+      <w:lvlJc w:val="left"/>
+      <w:pPr>
+        <w:tabs>
+          <w:tab w:val="num" w:pos="5760"/>
+        </w:tabs>
+        <w:ind w:left="5760" w:hanging="360"/>
+      </w:pPr>
+      <w:rPr>
+        <w:rFonts w:ascii="Wingdings" w:hAnsi="Wingdings" w:hint="default"/>
+        <w:sz w:val="20"/>
+      </w:rPr>
+    </w:lvl>
+    <w:lvl w:ilvl="8" w:tentative="1">
+      <w:start w:val="1"/>
+      <w:numFmt w:val="bullet"/>
+      <w:lvlText w:val=""/>
+      <w:lvlJc w:val="left"/>
+      <w:pPr>
+        <w:tabs>
+          <w:tab w:val="num" w:pos="6480"/>
+        </w:tabs>
+        <w:ind w:left="6480" w:hanging="360"/>
+      </w:pPr>
+      <w:rPr>
+        <w:rFonts w:ascii="Wingdings" w:hAnsi="Wingdings" w:hint="default"/>
+        <w:sz w:val="20"/>
+      </w:rPr>
+    </w:lvl>
+  </w:abstractNum>
+  <w:abstractNum w:abstractNumId="1" w15:restartNumberingAfterBreak="0">
+    <w:nsid w:val="03D6552A"/>
+    <w:multiLevelType w:val="multilevel"/>
+    <w:tmpl w:val="F19EDAB6"/>
+    <w:lvl w:ilvl="0">
+      <w:start w:val="1"/>
+      <w:numFmt w:val="bullet"/>
+      <w:lvlText w:val=""/>
+      <w:lvlJc w:val="left"/>
+      <w:pPr>
+        <w:tabs>
+          <w:tab w:val="num" w:pos="720"/>
+        </w:tabs>
+        <w:ind w:left="720" w:hanging="360"/>
+      </w:pPr>
+      <w:rPr>
+        <w:rFonts w:ascii="Symbol" w:hAnsi="Symbol" w:hint="default"/>
+        <w:sz w:val="20"/>
+      </w:rPr>
+    </w:lvl>
+    <w:lvl w:ilvl="1">
+      <w:start w:val="1"/>
+      <w:numFmt w:val="bullet"/>
+      <w:lvlText w:val="o"/>
+      <w:lvlJc w:val="left"/>
+      <w:pPr>
+        <w:tabs>
+          <w:tab w:val="num" w:pos="1440"/>
+        </w:tabs>
+        <w:ind w:left="1440" w:hanging="360"/>
+      </w:pPr>
+      <w:rPr>
+        <w:rFonts w:ascii="Courier New" w:hAnsi="Courier New" w:hint="default"/>
+        <w:sz w:val="20"/>
+      </w:rPr>
+    </w:lvl>
+    <w:lvl w:ilvl="2" w:tentative="1">
+      <w:start w:val="1"/>
+      <w:numFmt w:val="bullet"/>
+      <w:lvlText w:val=""/>
+      <w:lvlJc w:val="left"/>
+      <w:pPr>
+        <w:tabs>
+          <w:tab w:val="num" w:pos="2160"/>
+        </w:tabs>
+        <w:ind w:left="2160" w:hanging="360"/>
+      </w:pPr>
+      <w:rPr>
+        <w:rFonts w:ascii="Wingdings" w:hAnsi="Wingdings" w:hint="default"/>
+        <w:sz w:val="20"/>
+      </w:rPr>
+    </w:lvl>
+    <w:lvl w:ilvl="3" w:tentative="1">
+      <w:start w:val="1"/>
+      <w:numFmt w:val="bullet"/>
+      <w:lvlText w:val=""/>
+      <w:lvlJc w:val="left"/>
+      <w:pPr>
+        <w:tabs>
+          <w:tab w:val="num" w:pos="2880"/>
+        </w:tabs>
+        <w:ind w:left="2880" w:hanging="360"/>
+      </w:pPr>
+      <w:rPr>
+        <w:rFonts w:ascii="Wingdings" w:hAnsi="Wingdings" w:hint="default"/>
+        <w:sz w:val="20"/>
+      </w:rPr>
+    </w:lvl>
+    <w:lvl w:ilvl="4" w:tentative="1">
+      <w:start w:val="1"/>
+      <w:numFmt w:val="bullet"/>
+      <w:lvlText w:val=""/>
+      <w:lvlJc w:val="left"/>
+      <w:pPr>
+        <w:tabs>
+          <w:tab w:val="num" w:pos="3600"/>
+        </w:tabs>
+        <w:ind w:left="3600" w:hanging="360"/>
+      </w:pPr>
+      <w:rPr>
+        <w:rFonts w:ascii="Wingdings" w:hAnsi="Wingdings" w:hint="default"/>
+        <w:sz w:val="20"/>
+      </w:rPr>
+    </w:lvl>
+    <w:lvl w:ilvl="5" w:tentative="1">
+      <w:start w:val="1"/>
+      <w:numFmt w:val="bullet"/>
+      <w:lvlText w:val=""/>
+      <w:lvlJc w:val="left"/>
+      <w:pPr>
+        <w:tabs>
+          <w:tab w:val="num" w:pos="4320"/>
+        </w:tabs>
+        <w:ind w:left="4320" w:hanging="360"/>
+      </w:pPr>
+      <w:rPr>
+        <w:rFonts w:ascii="Wingdings" w:hAnsi="Wingdings" w:hint="default"/>
+        <w:sz w:val="20"/>
+      </w:rPr>
+    </w:lvl>
+    <w:lvl w:ilvl="6" w:tentative="1">
+      <w:start w:val="1"/>
+      <w:numFmt w:val="bullet"/>
+      <w:lvlText w:val=""/>
+      <w:lvlJc w:val="left"/>
+      <w:pPr>
+        <w:tabs>
+          <w:tab w:val="num" w:pos="5040"/>
+        </w:tabs>
+        <w:ind w:left="5040" w:hanging="360"/>
+      </w:pPr>
+      <w:rPr>
+        <w:rFonts w:ascii="Wingdings" w:hAnsi="Wingdings" w:hint="default"/>
+        <w:sz w:val="20"/>
+      </w:rPr>
+    </w:lvl>
+    <w:lvl w:ilvl="7" w:tentative="1">
+      <w:start w:val="1"/>
+      <w:numFmt w:val="bullet"/>
+      <w:lvlText w:val=""/>
+      <w:lvlJc w:val="left"/>
+      <w:pPr>
+        <w:tabs>
+          <w:tab w:val="num" w:pos="5760"/>
+        </w:tabs>
+        <w:ind w:left="5760" w:hanging="360"/>
+      </w:pPr>
+      <w:rPr>
+        <w:rFonts w:ascii="Wingdings" w:hAnsi="Wingdings" w:hint="default"/>
+        <w:sz w:val="20"/>
+      </w:rPr>
+    </w:lvl>
+    <w:lvl w:ilvl="8" w:tentative="1">
+      <w:start w:val="1"/>
+      <w:numFmt w:val="bullet"/>
+      <w:lvlText w:val=""/>
+      <w:lvlJc w:val="left"/>
+      <w:pPr>
+        <w:tabs>
+          <w:tab w:val="num" w:pos="6480"/>
+        </w:tabs>
+        <w:ind w:left="6480" w:hanging="360"/>
+      </w:pPr>
+      <w:rPr>
+        <w:rFonts w:ascii="Wingdings" w:hAnsi="Wingdings" w:hint="default"/>
+        <w:sz w:val="20"/>
+      </w:rPr>
+    </w:lvl>
+  </w:abstractNum>
+  <w:abstractNum w:abstractNumId="2" w15:restartNumberingAfterBreak="0">
+    <w:nsid w:val="1E305EA0"/>
+    <w:multiLevelType w:val="multilevel"/>
+    <w:tmpl w:val="FB00E06E"/>
+    <w:lvl w:ilvl="0">
+      <w:start w:val="1"/>
+      <w:numFmt w:val="bullet"/>
+      <w:lvlText w:val=""/>
+      <w:lvlJc w:val="left"/>
+      <w:pPr>
+        <w:tabs>
+          <w:tab w:val="num" w:pos="720"/>
+        </w:tabs>
+        <w:ind w:left="720" w:hanging="360"/>
+      </w:pPr>
+      <w:rPr>
+        <w:rFonts w:ascii="Symbol" w:hAnsi="Symbol" w:hint="default"/>
+        <w:sz w:val="20"/>
+      </w:rPr>
+    </w:lvl>
+    <w:lvl w:ilvl="1">
+      <w:start w:val="1"/>
+      <w:numFmt w:val="bullet"/>
+      <w:lvlText w:val="o"/>
+      <w:lvlJc w:val="left"/>
+      <w:pPr>
+        <w:tabs>
+          <w:tab w:val="num" w:pos="1440"/>
+        </w:tabs>
+        <w:ind w:left="1440" w:hanging="360"/>
+      </w:pPr>
+      <w:rPr>
+        <w:rFonts w:ascii="Courier New" w:hAnsi="Courier New" w:hint="default"/>
+        <w:sz w:val="20"/>
+      </w:rPr>
+    </w:lvl>
+    <w:lvl w:ilvl="2" w:tentative="1">
+      <w:start w:val="1"/>
+      <w:numFmt w:val="bullet"/>
+      <w:lvlText w:val=""/>
+      <w:lvlJc w:val="left"/>
+      <w:pPr>
+        <w:tabs>
+          <w:tab w:val="num" w:pos="2160"/>
+        </w:tabs>
+        <w:ind w:left="2160" w:hanging="360"/>
+      </w:pPr>
+      <w:rPr>
+        <w:rFonts w:ascii="Wingdings" w:hAnsi="Wingdings" w:hint="default"/>
+        <w:sz w:val="20"/>
+      </w:rPr>
+    </w:lvl>
+    <w:lvl w:ilvl="3" w:tentative="1">
+      <w:start w:val="1"/>
+      <w:numFmt w:val="bullet"/>
+      <w:lvlText w:val=""/>
+      <w:lvlJc w:val="left"/>
+      <w:pPr>
+        <w:tabs>
+          <w:tab w:val="num" w:pos="2880"/>
+        </w:tabs>
+        <w:ind w:left="2880" w:hanging="360"/>
+      </w:pPr>
+      <w:rPr>
+        <w:rFonts w:ascii="Wingdings" w:hAnsi="Wingdings" w:hint="default"/>
+        <w:sz w:val="20"/>
+      </w:rPr>
+    </w:lvl>
+    <w:lvl w:ilvl="4" w:tentative="1">
+      <w:start w:val="1"/>
+      <w:numFmt w:val="bullet"/>
+      <w:lvlText w:val=""/>
+      <w:lvlJc w:val="left"/>
+      <w:pPr>
+        <w:tabs>
+          <w:tab w:val="num" w:pos="3600"/>
+        </w:tabs>
+        <w:ind w:left="3600" w:hanging="360"/>
+      </w:pPr>
+      <w:rPr>
+        <w:rFonts w:ascii="Wingdings" w:hAnsi="Wingdings" w:hint="default"/>
+        <w:sz w:val="20"/>
+      </w:rPr>
+    </w:lvl>
+    <w:lvl w:ilvl="5" w:tentative="1">
+      <w:start w:val="1"/>
+      <w:numFmt w:val="bullet"/>
+      <w:lvlText w:val=""/>
+      <w:lvlJc w:val="left"/>
+      <w:pPr>
+        <w:tabs>
+          <w:tab w:val="num" w:pos="4320"/>
+        </w:tabs>
+        <w:ind w:left="4320" w:hanging="360"/>
+      </w:pPr>
+      <w:rPr>
+        <w:rFonts w:ascii="Wingdings" w:hAnsi="Wingdings" w:hint="default"/>
+        <w:sz w:val="20"/>
+      </w:rPr>
+    </w:lvl>
+    <w:lvl w:ilvl="6" w:tentative="1">
+      <w:start w:val="1"/>
+      <w:numFmt w:val="bullet"/>
+      <w:lvlText w:val=""/>
+      <w:lvlJc w:val="left"/>
+      <w:pPr>
+        <w:tabs>
+          <w:tab w:val="num" w:pos="5040"/>
+        </w:tabs>
+        <w:ind w:left="5040" w:hanging="360"/>
+      </w:pPr>
+      <w:rPr>
+        <w:rFonts w:ascii="Wingdings" w:hAnsi="Wingdings" w:hint="default"/>
+        <w:sz w:val="20"/>
+      </w:rPr>
+    </w:lvl>
+    <w:lvl w:ilvl="7" w:tentative="1">
+      <w:start w:val="1"/>
+      <w:numFmt w:val="bullet"/>
+      <w:lvlText w:val=""/>
+      <w:lvlJc w:val="left"/>
+      <w:pPr>
+        <w:tabs>
+          <w:tab w:val="num" w:pos="5760"/>
+        </w:tabs>
+        <w:ind w:left="5760" w:hanging="360"/>
+      </w:pPr>
+      <w:rPr>
+        <w:rFonts w:ascii="Wingdings" w:hAnsi="Wingdings" w:hint="default"/>
+        <w:sz w:val="20"/>
+      </w:rPr>
+    </w:lvl>
+    <w:lvl w:ilvl="8" w:tentative="1">
+      <w:start w:val="1"/>
+      <w:numFmt w:val="bullet"/>
+      <w:lvlText w:val=""/>
+      <w:lvlJc w:val="left"/>
+      <w:pPr>
+        <w:tabs>
+          <w:tab w:val="num" w:pos="6480"/>
+        </w:tabs>
+        <w:ind w:left="6480" w:hanging="360"/>
+      </w:pPr>
+      <w:rPr>
+        <w:rFonts w:ascii="Wingdings" w:hAnsi="Wingdings" w:hint="default"/>
+        <w:sz w:val="20"/>
+      </w:rPr>
+    </w:lvl>
+  </w:abstractNum>
+  <w:abstractNum w:abstractNumId="3" w15:restartNumberingAfterBreak="0">
+    <w:nsid w:val="2C9E5A91"/>
+    <w:multiLevelType w:val="multilevel"/>
+    <w:tmpl w:val="71C63730"/>
+    <w:lvl w:ilvl="0">
+      <w:start w:val="1"/>
+      <w:numFmt w:val="bullet"/>
+      <w:lvlText w:val=""/>
+      <w:lvlJc w:val="left"/>
+      <w:pPr>
+        <w:tabs>
+          <w:tab w:val="num" w:pos="720"/>
+        </w:tabs>
+        <w:ind w:left="720" w:hanging="360"/>
+      </w:pPr>
+      <w:rPr>
+        <w:rFonts w:ascii="Symbol" w:hAnsi="Symbol" w:hint="default"/>
+        <w:sz w:val="20"/>
+      </w:rPr>
+    </w:lvl>
+    <w:lvl w:ilvl="1">
+      <w:start w:val="1"/>
+      <w:numFmt w:val="bullet"/>
+      <w:lvlText w:val="o"/>
+      <w:lvlJc w:val="left"/>
+      <w:pPr>
+        <w:tabs>
+          <w:tab w:val="num" w:pos="1440"/>
+        </w:tabs>
+        <w:ind w:left="1440" w:hanging="360"/>
+      </w:pPr>
+      <w:rPr>
+        <w:rFonts w:ascii="Courier New" w:hAnsi="Courier New" w:hint="default"/>
+        <w:sz w:val="20"/>
+      </w:rPr>
+    </w:lvl>
+    <w:lvl w:ilvl="2" w:tentative="1">
+      <w:start w:val="1"/>
+      <w:numFmt w:val="bullet"/>
+      <w:lvlText w:val=""/>
+      <w:lvlJc w:val="left"/>
+      <w:pPr>
+        <w:tabs>
+          <w:tab w:val="num" w:pos="2160"/>
+        </w:tabs>
+        <w:ind w:left="2160" w:hanging="360"/>
+      </w:pPr>
+      <w:rPr>
+        <w:rFonts w:ascii="Wingdings" w:hAnsi="Wingdings" w:hint="default"/>
+        <w:sz w:val="20"/>
+      </w:rPr>
+    </w:lvl>
+    <w:lvl w:ilvl="3" w:tentative="1">
+      <w:start w:val="1"/>
+      <w:numFmt w:val="bullet"/>
+      <w:lvlText w:val=""/>
+      <w:lvlJc w:val="left"/>
+      <w:pPr>
+        <w:tabs>
+          <w:tab w:val="num" w:pos="2880"/>
+        </w:tabs>
+        <w:ind w:left="2880" w:hanging="360"/>
+      </w:pPr>
+      <w:rPr>
+        <w:rFonts w:ascii="Wingdings" w:hAnsi="Wingdings" w:hint="default"/>
+        <w:sz w:val="20"/>
+      </w:rPr>
+    </w:lvl>
+    <w:lvl w:ilvl="4" w:tentative="1">
+      <w:start w:val="1"/>
+      <w:numFmt w:val="bullet"/>
+      <w:lvlText w:val=""/>
+      <w:lvlJc w:val="left"/>
+      <w:pPr>
+        <w:tabs>
+          <w:tab w:val="num" w:pos="3600"/>
+        </w:tabs>
+        <w:ind w:left="3600" w:hanging="360"/>
+      </w:pPr>
+      <w:rPr>
+        <w:rFonts w:ascii="Wingdings" w:hAnsi="Wingdings" w:hint="default"/>
+        <w:sz w:val="20"/>
+      </w:rPr>
+    </w:lvl>
+    <w:lvl w:ilvl="5" w:tentative="1">
+      <w:start w:val="1"/>
+      <w:numFmt w:val="bullet"/>
+      <w:lvlText w:val=""/>
+      <w:lvlJc w:val="left"/>
+      <w:pPr>
+        <w:tabs>
+          <w:tab w:val="num" w:pos="4320"/>
+        </w:tabs>
+        <w:ind w:left="4320" w:hanging="360"/>
+      </w:pPr>
+      <w:rPr>
+        <w:rFonts w:ascii="Wingdings" w:hAnsi="Wingdings" w:hint="default"/>
+        <w:sz w:val="20"/>
+      </w:rPr>
+    </w:lvl>
+    <w:lvl w:ilvl="6" w:tentative="1">
+      <w:start w:val="1"/>
+      <w:numFmt w:val="bullet"/>
+      <w:lvlText w:val=""/>
+      <w:lvlJc w:val="left"/>
+      <w:pPr>
+        <w:tabs>
+          <w:tab w:val="num" w:pos="5040"/>
+        </w:tabs>
+        <w:ind w:left="5040" w:hanging="360"/>
+      </w:pPr>
+      <w:rPr>
+        <w:rFonts w:ascii="Wingdings" w:hAnsi="Wingdings" w:hint="default"/>
+        <w:sz w:val="20"/>
+      </w:rPr>
+    </w:lvl>
+    <w:lvl w:ilvl="7" w:tentative="1">
+      <w:start w:val="1"/>
+      <w:numFmt w:val="bullet"/>
+      <w:lvlText w:val=""/>
+      <w:lvlJc w:val="left"/>
+      <w:pPr>
+        <w:tabs>
+          <w:tab w:val="num" w:pos="5760"/>
+        </w:tabs>
+        <w:ind w:left="5760" w:hanging="360"/>
+      </w:pPr>
+      <w:rPr>
+        <w:rFonts w:ascii="Wingdings" w:hAnsi="Wingdings" w:hint="default"/>
+        <w:sz w:val="20"/>
+      </w:rPr>
+    </w:lvl>
+    <w:lvl w:ilvl="8" w:tentative="1">
+      <w:start w:val="1"/>
+      <w:numFmt w:val="bullet"/>
+      <w:lvlText w:val=""/>
+      <w:lvlJc w:val="left"/>
+      <w:pPr>
+        <w:tabs>
+          <w:tab w:val="num" w:pos="6480"/>
+        </w:tabs>
+        <w:ind w:left="6480" w:hanging="360"/>
+      </w:pPr>
+      <w:rPr>
+        <w:rFonts w:ascii="Wingdings" w:hAnsi="Wingdings" w:hint="default"/>
+        <w:sz w:val="20"/>
+      </w:rPr>
+    </w:lvl>
+  </w:abstractNum>
+  <w:abstractNum w:abstractNumId="4" w15:restartNumberingAfterBreak="0">
     <w:nsid w:val="2D0C681C"/>
     <w:multiLevelType w:val="multilevel"/>
     <w:tmpl w:val="074AE22E"/>
@@ -2920,7 +3830,7 @@
       </w:pPr>
     </w:lvl>
   </w:abstractNum>
-  <w:abstractNum w:abstractNumId="1" w15:restartNumberingAfterBreak="0">
+  <w:abstractNum w:abstractNumId="5" w15:restartNumberingAfterBreak="0">
     <w:nsid w:val="2F67360D"/>
     <w:multiLevelType w:val="multilevel"/>
     <w:tmpl w:val="1BD28D84"/>
@@ -3035,7 +3945,156 @@
       </w:rPr>
     </w:lvl>
   </w:abstractNum>
-  <w:abstractNum w:abstractNumId="2" w15:restartNumberingAfterBreak="0">
+  <w:abstractNum w:abstractNumId="6" w15:restartNumberingAfterBreak="0">
+    <w:nsid w:val="35385FA6"/>
+    <w:multiLevelType w:val="multilevel"/>
+    <w:tmpl w:val="78167BD2"/>
+    <w:lvl w:ilvl="0">
+      <w:start w:val="1"/>
+      <w:numFmt w:val="bullet"/>
+      <w:lvlText w:val=""/>
+      <w:lvlJc w:val="left"/>
+      <w:pPr>
+        <w:tabs>
+          <w:tab w:val="num" w:pos="720"/>
+        </w:tabs>
+        <w:ind w:left="720" w:hanging="360"/>
+      </w:pPr>
+      <w:rPr>
+        <w:rFonts w:ascii="Symbol" w:hAnsi="Symbol" w:hint="default"/>
+        <w:sz w:val="20"/>
+      </w:rPr>
+    </w:lvl>
+    <w:lvl w:ilvl="1">
+      <w:start w:val="1"/>
+      <w:numFmt w:val="bullet"/>
+      <w:lvlText w:val="o"/>
+      <w:lvlJc w:val="left"/>
+      <w:pPr>
+        <w:tabs>
+          <w:tab w:val="num" w:pos="1440"/>
+        </w:tabs>
+        <w:ind w:left="1440" w:hanging="360"/>
+      </w:pPr>
+      <w:rPr>
+        <w:rFonts w:ascii="Courier New" w:hAnsi="Courier New" w:hint="default"/>
+        <w:sz w:val="20"/>
+      </w:rPr>
+    </w:lvl>
+    <w:lvl w:ilvl="2" w:tentative="1">
+      <w:start w:val="1"/>
+      <w:numFmt w:val="bullet"/>
+      <w:lvlText w:val=""/>
+      <w:lvlJc w:val="left"/>
+      <w:pPr>
+        <w:tabs>
+          <w:tab w:val="num" w:pos="2160"/>
+        </w:tabs>
+        <w:ind w:left="2160" w:hanging="360"/>
+      </w:pPr>
+      <w:rPr>
+        <w:rFonts w:ascii="Wingdings" w:hAnsi="Wingdings" w:hint="default"/>
+        <w:sz w:val="20"/>
+      </w:rPr>
+    </w:lvl>
+    <w:lvl w:ilvl="3" w:tentative="1">
+      <w:start w:val="1"/>
+      <w:numFmt w:val="bullet"/>
+      <w:lvlText w:val=""/>
+      <w:lvlJc w:val="left"/>
+      <w:pPr>
+        <w:tabs>
+          <w:tab w:val="num" w:pos="2880"/>
+        </w:tabs>
+        <w:ind w:left="2880" w:hanging="360"/>
+      </w:pPr>
+      <w:rPr>
+        <w:rFonts w:ascii="Wingdings" w:hAnsi="Wingdings" w:hint="default"/>
+        <w:sz w:val="20"/>
+      </w:rPr>
+    </w:lvl>
+    <w:lvl w:ilvl="4" w:tentative="1">
+      <w:start w:val="1"/>
+      <w:numFmt w:val="bullet"/>
+      <w:lvlText w:val=""/>
+      <w:lvlJc w:val="left"/>
+      <w:pPr>
+        <w:tabs>
+          <w:tab w:val="num" w:pos="3600"/>
+        </w:tabs>
+        <w:ind w:left="3600" w:hanging="360"/>
+      </w:pPr>
+      <w:rPr>
+        <w:rFonts w:ascii="Wingdings" w:hAnsi="Wingdings" w:hint="default"/>
+        <w:sz w:val="20"/>
+      </w:rPr>
+    </w:lvl>
+    <w:lvl w:ilvl="5" w:tentative="1">
+      <w:start w:val="1"/>
+      <w:numFmt w:val="bullet"/>
+      <w:lvlText w:val=""/>
+      <w:lvlJc w:val="left"/>
+      <w:pPr>
+        <w:tabs>
+          <w:tab w:val="num" w:pos="4320"/>
+        </w:tabs>
+        <w:ind w:left="4320" w:hanging="360"/>
+      </w:pPr>
+      <w:rPr>
+        <w:rFonts w:ascii="Wingdings" w:hAnsi="Wingdings" w:hint="default"/>
+        <w:sz w:val="20"/>
+      </w:rPr>
+    </w:lvl>
+    <w:lvl w:ilvl="6" w:tentative="1">
+      <w:start w:val="1"/>
+      <w:numFmt w:val="bullet"/>
+      <w:lvlText w:val=""/>
+      <w:lvlJc w:val="left"/>
+      <w:pPr>
+        <w:tabs>
+          <w:tab w:val="num" w:pos="5040"/>
+        </w:tabs>
+        <w:ind w:left="5040" w:hanging="360"/>
+      </w:pPr>
+      <w:rPr>
+        <w:rFonts w:ascii="Wingdings" w:hAnsi="Wingdings" w:hint="default"/>
+        <w:sz w:val="20"/>
+      </w:rPr>
+    </w:lvl>
+    <w:lvl w:ilvl="7" w:tentative="1">
+      <w:start w:val="1"/>
+      <w:numFmt w:val="bullet"/>
+      <w:lvlText w:val=""/>
+      <w:lvlJc w:val="left"/>
+      <w:pPr>
+        <w:tabs>
+          <w:tab w:val="num" w:pos="5760"/>
+        </w:tabs>
+        <w:ind w:left="5760" w:hanging="360"/>
+      </w:pPr>
+      <w:rPr>
+        <w:rFonts w:ascii="Wingdings" w:hAnsi="Wingdings" w:hint="default"/>
+        <w:sz w:val="20"/>
+      </w:rPr>
+    </w:lvl>
+    <w:lvl w:ilvl="8" w:tentative="1">
+      <w:start w:val="1"/>
+      <w:numFmt w:val="bullet"/>
+      <w:lvlText w:val=""/>
+      <w:lvlJc w:val="left"/>
+      <w:pPr>
+        <w:tabs>
+          <w:tab w:val="num" w:pos="6480"/>
+        </w:tabs>
+        <w:ind w:left="6480" w:hanging="360"/>
+      </w:pPr>
+      <w:rPr>
+        <w:rFonts w:ascii="Wingdings" w:hAnsi="Wingdings" w:hint="default"/>
+        <w:sz w:val="20"/>
+      </w:rPr>
+    </w:lvl>
+  </w:abstractNum>
+  <w:abstractNum w:abstractNumId="7" w15:restartNumberingAfterBreak="0">
     <w:nsid w:val="3C973305"/>
     <w:multiLevelType w:val="multilevel"/>
     <w:tmpl w:val="78F23DFE"/>
@@ -3152,7 +4211,7 @@
       </w:pPr>
     </w:lvl>
   </w:abstractNum>
-  <w:abstractNum w:abstractNumId="3" w15:restartNumberingAfterBreak="0">
+  <w:abstractNum w:abstractNumId="8" w15:restartNumberingAfterBreak="0">
     <w:nsid w:val="3DA77871"/>
     <w:multiLevelType w:val="hybridMultilevel"/>
     <w:tmpl w:val="A536992A"/>
@@ -3243,7 +4302,7 @@
       </w:pPr>
     </w:lvl>
   </w:abstractNum>
-  <w:abstractNum w:abstractNumId="4" w15:restartNumberingAfterBreak="0">
+  <w:abstractNum w:abstractNumId="9" w15:restartNumberingAfterBreak="0">
     <w:nsid w:val="40DA28E9"/>
     <w:multiLevelType w:val="multilevel"/>
     <w:tmpl w:val="97EEEB72"/>
@@ -3360,7 +4419,156 @@
       </w:pPr>
     </w:lvl>
   </w:abstractNum>
-  <w:abstractNum w:abstractNumId="5" w15:restartNumberingAfterBreak="0">
+  <w:abstractNum w:abstractNumId="10" w15:restartNumberingAfterBreak="0">
+    <w:nsid w:val="4ACA7425"/>
+    <w:multiLevelType w:val="multilevel"/>
+    <w:tmpl w:val="EAD8E658"/>
+    <w:lvl w:ilvl="0">
+      <w:start w:val="1"/>
+      <w:numFmt w:val="bullet"/>
+      <w:lvlText w:val=""/>
+      <w:lvlJc w:val="left"/>
+      <w:pPr>
+        <w:tabs>
+          <w:tab w:val="num" w:pos="720"/>
+        </w:tabs>
+        <w:ind w:left="720" w:hanging="360"/>
+      </w:pPr>
+      <w:rPr>
+        <w:rFonts w:ascii="Symbol" w:hAnsi="Symbol" w:hint="default"/>
+        <w:sz w:val="20"/>
+      </w:rPr>
+    </w:lvl>
+    <w:lvl w:ilvl="1">
+      <w:start w:val="1"/>
+      <w:numFmt w:val="bullet"/>
+      <w:lvlText w:val="o"/>
+      <w:lvlJc w:val="left"/>
+      <w:pPr>
+        <w:tabs>
+          <w:tab w:val="num" w:pos="1440"/>
+        </w:tabs>
+        <w:ind w:left="1440" w:hanging="360"/>
+      </w:pPr>
+      <w:rPr>
+        <w:rFonts w:ascii="Courier New" w:hAnsi="Courier New" w:hint="default"/>
+        <w:sz w:val="20"/>
+      </w:rPr>
+    </w:lvl>
+    <w:lvl w:ilvl="2" w:tentative="1">
+      <w:start w:val="1"/>
+      <w:numFmt w:val="bullet"/>
+      <w:lvlText w:val=""/>
+      <w:lvlJc w:val="left"/>
+      <w:pPr>
+        <w:tabs>
+          <w:tab w:val="num" w:pos="2160"/>
+        </w:tabs>
+        <w:ind w:left="2160" w:hanging="360"/>
+      </w:pPr>
+      <w:rPr>
+        <w:rFonts w:ascii="Wingdings" w:hAnsi="Wingdings" w:hint="default"/>
+        <w:sz w:val="20"/>
+      </w:rPr>
+    </w:lvl>
+    <w:lvl w:ilvl="3" w:tentative="1">
+      <w:start w:val="1"/>
+      <w:numFmt w:val="bullet"/>
+      <w:lvlText w:val=""/>
+      <w:lvlJc w:val="left"/>
+      <w:pPr>
+        <w:tabs>
+          <w:tab w:val="num" w:pos="2880"/>
+        </w:tabs>
+        <w:ind w:left="2880" w:hanging="360"/>
+      </w:pPr>
+      <w:rPr>
+        <w:rFonts w:ascii="Wingdings" w:hAnsi="Wingdings" w:hint="default"/>
+        <w:sz w:val="20"/>
+      </w:rPr>
+    </w:lvl>
+    <w:lvl w:ilvl="4" w:tentative="1">
+      <w:start w:val="1"/>
+      <w:numFmt w:val="bullet"/>
+      <w:lvlText w:val=""/>
+      <w:lvlJc w:val="left"/>
+      <w:pPr>
+        <w:tabs>
+          <w:tab w:val="num" w:pos="3600"/>
+        </w:tabs>
+        <w:ind w:left="3600" w:hanging="360"/>
+      </w:pPr>
+      <w:rPr>
+        <w:rFonts w:ascii="Wingdings" w:hAnsi="Wingdings" w:hint="default"/>
+        <w:sz w:val="20"/>
+      </w:rPr>
+    </w:lvl>
+    <w:lvl w:ilvl="5" w:tentative="1">
+      <w:start w:val="1"/>
+      <w:numFmt w:val="bullet"/>
+      <w:lvlText w:val=""/>
+      <w:lvlJc w:val="left"/>
+      <w:pPr>
+        <w:tabs>
+          <w:tab w:val="num" w:pos="4320"/>
+        </w:tabs>
+        <w:ind w:left="4320" w:hanging="360"/>
+      </w:pPr>
+      <w:rPr>
+        <w:rFonts w:ascii="Wingdings" w:hAnsi="Wingdings" w:hint="default"/>
+        <w:sz w:val="20"/>
+      </w:rPr>
+    </w:lvl>
+    <w:lvl w:ilvl="6" w:tentative="1">
+      <w:start w:val="1"/>
+      <w:numFmt w:val="bullet"/>
+      <w:lvlText w:val=""/>
+      <w:lvlJc w:val="left"/>
+      <w:pPr>
+        <w:tabs>
+          <w:tab w:val="num" w:pos="5040"/>
+        </w:tabs>
+        <w:ind w:left="5040" w:hanging="360"/>
+      </w:pPr>
+      <w:rPr>
+        <w:rFonts w:ascii="Wingdings" w:hAnsi="Wingdings" w:hint="default"/>
+        <w:sz w:val="20"/>
+      </w:rPr>
+    </w:lvl>
+    <w:lvl w:ilvl="7" w:tentative="1">
+      <w:start w:val="1"/>
+      <w:numFmt w:val="bullet"/>
+      <w:lvlText w:val=""/>
+      <w:lvlJc w:val="left"/>
+      <w:pPr>
+        <w:tabs>
+          <w:tab w:val="num" w:pos="5760"/>
+        </w:tabs>
+        <w:ind w:left="5760" w:hanging="360"/>
+      </w:pPr>
+      <w:rPr>
+        <w:rFonts w:ascii="Wingdings" w:hAnsi="Wingdings" w:hint="default"/>
+        <w:sz w:val="20"/>
+      </w:rPr>
+    </w:lvl>
+    <w:lvl w:ilvl="8" w:tentative="1">
+      <w:start w:val="1"/>
+      <w:numFmt w:val="bullet"/>
+      <w:lvlText w:val=""/>
+      <w:lvlJc w:val="left"/>
+      <w:pPr>
+        <w:tabs>
+          <w:tab w:val="num" w:pos="6480"/>
+        </w:tabs>
+        <w:ind w:left="6480" w:hanging="360"/>
+      </w:pPr>
+      <w:rPr>
+        <w:rFonts w:ascii="Wingdings" w:hAnsi="Wingdings" w:hint="default"/>
+        <w:sz w:val="20"/>
+      </w:rPr>
+    </w:lvl>
+  </w:abstractNum>
+  <w:abstractNum w:abstractNumId="11" w15:restartNumberingAfterBreak="0">
     <w:nsid w:val="54A2192D"/>
     <w:multiLevelType w:val="multilevel"/>
     <w:tmpl w:val="DF067080"/>
@@ -3477,7 +4685,7 @@
       </w:pPr>
     </w:lvl>
   </w:abstractNum>
-  <w:abstractNum w:abstractNumId="6" w15:restartNumberingAfterBreak="0">
+  <w:abstractNum w:abstractNumId="12" w15:restartNumberingAfterBreak="0">
     <w:nsid w:val="568D35CE"/>
     <w:multiLevelType w:val="multilevel"/>
     <w:tmpl w:val="857204BE"/>
@@ -3594,7 +4802,7 @@
       </w:pPr>
     </w:lvl>
   </w:abstractNum>
-  <w:abstractNum w:abstractNumId="7" w15:restartNumberingAfterBreak="0">
+  <w:abstractNum w:abstractNumId="13" w15:restartNumberingAfterBreak="0">
     <w:nsid w:val="6FFA2055"/>
     <w:multiLevelType w:val="multilevel"/>
     <w:tmpl w:val="DA9C24C6"/>
@@ -3711,7 +4919,7 @@
       </w:pPr>
     </w:lvl>
   </w:abstractNum>
-  <w:abstractNum w:abstractNumId="8" w15:restartNumberingAfterBreak="0">
+  <w:abstractNum w:abstractNumId="14" w15:restartNumberingAfterBreak="0">
     <w:nsid w:val="7162030B"/>
     <w:multiLevelType w:val="multilevel"/>
     <w:tmpl w:val="09324658"/>
@@ -3828,32 +5036,354 @@
       </w:pPr>
     </w:lvl>
   </w:abstractNum>
+  <w:abstractNum w:abstractNumId="15" w15:restartNumberingAfterBreak="0">
+    <w:nsid w:val="7AE04119"/>
+    <w:multiLevelType w:val="multilevel"/>
+    <w:tmpl w:val="550624AC"/>
+    <w:lvl w:ilvl="0">
+      <w:start w:val="1"/>
+      <w:numFmt w:val="bullet"/>
+      <w:lvlText w:val=""/>
+      <w:lvlJc w:val="left"/>
+      <w:pPr>
+        <w:tabs>
+          <w:tab w:val="num" w:pos="720"/>
+        </w:tabs>
+        <w:ind w:left="720" w:hanging="360"/>
+      </w:pPr>
+      <w:rPr>
+        <w:rFonts w:ascii="Symbol" w:hAnsi="Symbol" w:hint="default"/>
+        <w:sz w:val="20"/>
+      </w:rPr>
+    </w:lvl>
+    <w:lvl w:ilvl="1">
+      <w:start w:val="1"/>
+      <w:numFmt w:val="bullet"/>
+      <w:lvlText w:val="o"/>
+      <w:lvlJc w:val="left"/>
+      <w:pPr>
+        <w:tabs>
+          <w:tab w:val="num" w:pos="1440"/>
+        </w:tabs>
+        <w:ind w:left="1440" w:hanging="360"/>
+      </w:pPr>
+      <w:rPr>
+        <w:rFonts w:ascii="Courier New" w:hAnsi="Courier New" w:hint="default"/>
+        <w:sz w:val="20"/>
+      </w:rPr>
+    </w:lvl>
+    <w:lvl w:ilvl="2" w:tentative="1">
+      <w:start w:val="1"/>
+      <w:numFmt w:val="bullet"/>
+      <w:lvlText w:val=""/>
+      <w:lvlJc w:val="left"/>
+      <w:pPr>
+        <w:tabs>
+          <w:tab w:val="num" w:pos="2160"/>
+        </w:tabs>
+        <w:ind w:left="2160" w:hanging="360"/>
+      </w:pPr>
+      <w:rPr>
+        <w:rFonts w:ascii="Wingdings" w:hAnsi="Wingdings" w:hint="default"/>
+        <w:sz w:val="20"/>
+      </w:rPr>
+    </w:lvl>
+    <w:lvl w:ilvl="3" w:tentative="1">
+      <w:start w:val="1"/>
+      <w:numFmt w:val="bullet"/>
+      <w:lvlText w:val=""/>
+      <w:lvlJc w:val="left"/>
+      <w:pPr>
+        <w:tabs>
+          <w:tab w:val="num" w:pos="2880"/>
+        </w:tabs>
+        <w:ind w:left="2880" w:hanging="360"/>
+      </w:pPr>
+      <w:rPr>
+        <w:rFonts w:ascii="Wingdings" w:hAnsi="Wingdings" w:hint="default"/>
+        <w:sz w:val="20"/>
+      </w:rPr>
+    </w:lvl>
+    <w:lvl w:ilvl="4" w:tentative="1">
+      <w:start w:val="1"/>
+      <w:numFmt w:val="bullet"/>
+      <w:lvlText w:val=""/>
+      <w:lvlJc w:val="left"/>
+      <w:pPr>
+        <w:tabs>
+          <w:tab w:val="num" w:pos="3600"/>
+        </w:tabs>
+        <w:ind w:left="3600" w:hanging="360"/>
+      </w:pPr>
+      <w:rPr>
+        <w:rFonts w:ascii="Wingdings" w:hAnsi="Wingdings" w:hint="default"/>
+        <w:sz w:val="20"/>
+      </w:rPr>
+    </w:lvl>
+    <w:lvl w:ilvl="5" w:tentative="1">
+      <w:start w:val="1"/>
+      <w:numFmt w:val="bullet"/>
+      <w:lvlText w:val=""/>
+      <w:lvlJc w:val="left"/>
+      <w:pPr>
+        <w:tabs>
+          <w:tab w:val="num" w:pos="4320"/>
+        </w:tabs>
+        <w:ind w:left="4320" w:hanging="360"/>
+      </w:pPr>
+      <w:rPr>
+        <w:rFonts w:ascii="Wingdings" w:hAnsi="Wingdings" w:hint="default"/>
+        <w:sz w:val="20"/>
+      </w:rPr>
+    </w:lvl>
+    <w:lvl w:ilvl="6" w:tentative="1">
+      <w:start w:val="1"/>
+      <w:numFmt w:val="bullet"/>
+      <w:lvlText w:val=""/>
+      <w:lvlJc w:val="left"/>
+      <w:pPr>
+        <w:tabs>
+          <w:tab w:val="num" w:pos="5040"/>
+        </w:tabs>
+        <w:ind w:left="5040" w:hanging="360"/>
+      </w:pPr>
+      <w:rPr>
+        <w:rFonts w:ascii="Wingdings" w:hAnsi="Wingdings" w:hint="default"/>
+        <w:sz w:val="20"/>
+      </w:rPr>
+    </w:lvl>
+    <w:lvl w:ilvl="7" w:tentative="1">
+      <w:start w:val="1"/>
+      <w:numFmt w:val="bullet"/>
+      <w:lvlText w:val=""/>
+      <w:lvlJc w:val="left"/>
+      <w:pPr>
+        <w:tabs>
+          <w:tab w:val="num" w:pos="5760"/>
+        </w:tabs>
+        <w:ind w:left="5760" w:hanging="360"/>
+      </w:pPr>
+      <w:rPr>
+        <w:rFonts w:ascii="Wingdings" w:hAnsi="Wingdings" w:hint="default"/>
+        <w:sz w:val="20"/>
+      </w:rPr>
+    </w:lvl>
+    <w:lvl w:ilvl="8" w:tentative="1">
+      <w:start w:val="1"/>
+      <w:numFmt w:val="bullet"/>
+      <w:lvlText w:val=""/>
+      <w:lvlJc w:val="left"/>
+      <w:pPr>
+        <w:tabs>
+          <w:tab w:val="num" w:pos="6480"/>
+        </w:tabs>
+        <w:ind w:left="6480" w:hanging="360"/>
+      </w:pPr>
+      <w:rPr>
+        <w:rFonts w:ascii="Wingdings" w:hAnsi="Wingdings" w:hint="default"/>
+        <w:sz w:val="20"/>
+      </w:rPr>
+    </w:lvl>
+  </w:abstractNum>
+  <w:abstractNum w:abstractNumId="16" w15:restartNumberingAfterBreak="0">
+    <w:nsid w:val="7E5132F9"/>
+    <w:multiLevelType w:val="multilevel"/>
+    <w:tmpl w:val="7D6620BE"/>
+    <w:lvl w:ilvl="0">
+      <w:start w:val="1"/>
+      <w:numFmt w:val="bullet"/>
+      <w:lvlText w:val=""/>
+      <w:lvlJc w:val="left"/>
+      <w:pPr>
+        <w:tabs>
+          <w:tab w:val="num" w:pos="720"/>
+        </w:tabs>
+        <w:ind w:left="720" w:hanging="360"/>
+      </w:pPr>
+      <w:rPr>
+        <w:rFonts w:ascii="Symbol" w:hAnsi="Symbol" w:hint="default"/>
+        <w:sz w:val="20"/>
+      </w:rPr>
+    </w:lvl>
+    <w:lvl w:ilvl="1">
+      <w:start w:val="1"/>
+      <w:numFmt w:val="bullet"/>
+      <w:lvlText w:val="o"/>
+      <w:lvlJc w:val="left"/>
+      <w:pPr>
+        <w:tabs>
+          <w:tab w:val="num" w:pos="1440"/>
+        </w:tabs>
+        <w:ind w:left="1440" w:hanging="360"/>
+      </w:pPr>
+      <w:rPr>
+        <w:rFonts w:ascii="Courier New" w:hAnsi="Courier New" w:hint="default"/>
+        <w:sz w:val="20"/>
+      </w:rPr>
+    </w:lvl>
+    <w:lvl w:ilvl="2" w:tentative="1">
+      <w:start w:val="1"/>
+      <w:numFmt w:val="bullet"/>
+      <w:lvlText w:val=""/>
+      <w:lvlJc w:val="left"/>
+      <w:pPr>
+        <w:tabs>
+          <w:tab w:val="num" w:pos="2160"/>
+        </w:tabs>
+        <w:ind w:left="2160" w:hanging="360"/>
+      </w:pPr>
+      <w:rPr>
+        <w:rFonts w:ascii="Wingdings" w:hAnsi="Wingdings" w:hint="default"/>
+        <w:sz w:val="20"/>
+      </w:rPr>
+    </w:lvl>
+    <w:lvl w:ilvl="3" w:tentative="1">
+      <w:start w:val="1"/>
+      <w:numFmt w:val="bullet"/>
+      <w:lvlText w:val=""/>
+      <w:lvlJc w:val="left"/>
+      <w:pPr>
+        <w:tabs>
+          <w:tab w:val="num" w:pos="2880"/>
+        </w:tabs>
+        <w:ind w:left="2880" w:hanging="360"/>
+      </w:pPr>
+      <w:rPr>
+        <w:rFonts w:ascii="Wingdings" w:hAnsi="Wingdings" w:hint="default"/>
+        <w:sz w:val="20"/>
+      </w:rPr>
+    </w:lvl>
+    <w:lvl w:ilvl="4" w:tentative="1">
+      <w:start w:val="1"/>
+      <w:numFmt w:val="bullet"/>
+      <w:lvlText w:val=""/>
+      <w:lvlJc w:val="left"/>
+      <w:pPr>
+        <w:tabs>
+          <w:tab w:val="num" w:pos="3600"/>
+        </w:tabs>
+        <w:ind w:left="3600" w:hanging="360"/>
+      </w:pPr>
+      <w:rPr>
+        <w:rFonts w:ascii="Wingdings" w:hAnsi="Wingdings" w:hint="default"/>
+        <w:sz w:val="20"/>
+      </w:rPr>
+    </w:lvl>
+    <w:lvl w:ilvl="5" w:tentative="1">
+      <w:start w:val="1"/>
+      <w:numFmt w:val="bullet"/>
+      <w:lvlText w:val=""/>
+      <w:lvlJc w:val="left"/>
+      <w:pPr>
+        <w:tabs>
+          <w:tab w:val="num" w:pos="4320"/>
+        </w:tabs>
+        <w:ind w:left="4320" w:hanging="360"/>
+      </w:pPr>
+      <w:rPr>
+        <w:rFonts w:ascii="Wingdings" w:hAnsi="Wingdings" w:hint="default"/>
+        <w:sz w:val="20"/>
+      </w:rPr>
+    </w:lvl>
+    <w:lvl w:ilvl="6" w:tentative="1">
+      <w:start w:val="1"/>
+      <w:numFmt w:val="bullet"/>
+      <w:lvlText w:val=""/>
+      <w:lvlJc w:val="left"/>
+      <w:pPr>
+        <w:tabs>
+          <w:tab w:val="num" w:pos="5040"/>
+        </w:tabs>
+        <w:ind w:left="5040" w:hanging="360"/>
+      </w:pPr>
+      <w:rPr>
+        <w:rFonts w:ascii="Wingdings" w:hAnsi="Wingdings" w:hint="default"/>
+        <w:sz w:val="20"/>
+      </w:rPr>
+    </w:lvl>
+    <w:lvl w:ilvl="7" w:tentative="1">
+      <w:start w:val="1"/>
+      <w:numFmt w:val="bullet"/>
+      <w:lvlText w:val=""/>
+      <w:lvlJc w:val="left"/>
+      <w:pPr>
+        <w:tabs>
+          <w:tab w:val="num" w:pos="5760"/>
+        </w:tabs>
+        <w:ind w:left="5760" w:hanging="360"/>
+      </w:pPr>
+      <w:rPr>
+        <w:rFonts w:ascii="Wingdings" w:hAnsi="Wingdings" w:hint="default"/>
+        <w:sz w:val="20"/>
+      </w:rPr>
+    </w:lvl>
+    <w:lvl w:ilvl="8" w:tentative="1">
+      <w:start w:val="1"/>
+      <w:numFmt w:val="bullet"/>
+      <w:lvlText w:val=""/>
+      <w:lvlJc w:val="left"/>
+      <w:pPr>
+        <w:tabs>
+          <w:tab w:val="num" w:pos="6480"/>
+        </w:tabs>
+        <w:ind w:left="6480" w:hanging="360"/>
+      </w:pPr>
+      <w:rPr>
+        <w:rFonts w:ascii="Wingdings" w:hAnsi="Wingdings" w:hint="default"/>
+        <w:sz w:val="20"/>
+      </w:rPr>
+    </w:lvl>
+  </w:abstractNum>
   <w:num w:numId="1" w16cid:durableId="922028485">
-    <w:abstractNumId w:val="3"/>
+    <w:abstractNumId w:val="8"/>
   </w:num>
   <w:num w:numId="2" w16cid:durableId="588541947">
+    <w:abstractNumId w:val="5"/>
+  </w:num>
+  <w:num w:numId="3" w16cid:durableId="1184395325">
+    <w:abstractNumId w:val="7"/>
+  </w:num>
+  <w:num w:numId="4" w16cid:durableId="1995377413">
+    <w:abstractNumId w:val="4"/>
+  </w:num>
+  <w:num w:numId="5" w16cid:durableId="1454178912">
+    <w:abstractNumId w:val="14"/>
+  </w:num>
+  <w:num w:numId="6" w16cid:durableId="1618373317">
+    <w:abstractNumId w:val="11"/>
+  </w:num>
+  <w:num w:numId="7" w16cid:durableId="2105345456">
+    <w:abstractNumId w:val="12"/>
+  </w:num>
+  <w:num w:numId="8" w16cid:durableId="1573393136">
+    <w:abstractNumId w:val="13"/>
+  </w:num>
+  <w:num w:numId="9" w16cid:durableId="2058314732">
+    <w:abstractNumId w:val="9"/>
+  </w:num>
+  <w:num w:numId="10" w16cid:durableId="936405962">
+    <w:abstractNumId w:val="0"/>
+  </w:num>
+  <w:num w:numId="11" w16cid:durableId="1126654389">
+    <w:abstractNumId w:val="16"/>
+  </w:num>
+  <w:num w:numId="12" w16cid:durableId="1263756796">
+    <w:abstractNumId w:val="6"/>
+  </w:num>
+  <w:num w:numId="13" w16cid:durableId="948927075">
+    <w:abstractNumId w:val="10"/>
+  </w:num>
+  <w:num w:numId="14" w16cid:durableId="302388986">
     <w:abstractNumId w:val="1"/>
   </w:num>
-  <w:num w:numId="3" w16cid:durableId="1184395325">
+  <w:num w:numId="15" w16cid:durableId="1302803992">
     <w:abstractNumId w:val="2"/>
   </w:num>
-  <w:num w:numId="4" w16cid:durableId="1995377413">
-    <w:abstractNumId w:val="0"/>
+  <w:num w:numId="16" w16cid:durableId="596251913">
+    <w:abstractNumId w:val="15"/>
   </w:num>
-  <w:num w:numId="5" w16cid:durableId="1454178912">
-    <w:abstractNumId w:val="8"/>
-  </w:num>
-  <w:num w:numId="6" w16cid:durableId="1618373317">
-    <w:abstractNumId w:val="5"/>
-  </w:num>
-  <w:num w:numId="7" w16cid:durableId="2105345456">
-    <w:abstractNumId w:val="6"/>
-  </w:num>
-  <w:num w:numId="8" w16cid:durableId="1573393136">
-    <w:abstractNumId w:val="7"/>
-  </w:num>
-  <w:num w:numId="9" w16cid:durableId="2058314732">
-    <w:abstractNumId w:val="4"/>
+  <w:num w:numId="17" w16cid:durableId="1205367234">
+    <w:abstractNumId w:val="3"/>
   </w:num>
 </w:numbering>
 </file>
